--- a/比那名居天子-光耀夜角色卡 (1).docx
+++ b/比那名居天子-光耀夜角色卡 (1).docx
@@ -1,6 +1,6 @@
 
 <file path=word/document.xml><?xml version="1.0" encoding="utf-8"?>
-<w:document xmlns:wpc="http://schemas.microsoft.com/office/word/2010/wordprocessingCanvas" xmlns:cx="http://schemas.microsoft.com/office/drawing/2014/chartex" xmlns:cx1="http://schemas.microsoft.com/office/drawing/2015/9/8/chartex" xmlns:cx2="http://schemas.microsoft.com/office/drawing/2015/10/21/chartex" xmlns:cx3="http://schemas.microsoft.com/office/drawing/2016/5/9/chartex" xmlns:cx4="http://schemas.microsoft.com/office/drawing/2016/5/10/chartex" xmlns:cx5="http://schemas.microsoft.com/office/drawing/2016/5/11/chartex" xmlns:cx6="http://schemas.microsoft.com/office/drawing/2016/5/12/chartex" xmlns:cx7="http://schemas.microsoft.com/office/drawing/2016/5/13/chartex" xmlns:cx8="http://schemas.microsoft.com/office/drawing/2016/5/14/chartex" xmlns:mc="http://schemas.openxmlformats.org/markup-compatibility/2006" xmlns:o="urn:schemas-microsoft-com:office:office" xmlns:r="http://schemas.openxmlformats.org/officeDocument/2006/relationships" xmlns:m="http://schemas.openxmlformats.org/officeDocument/2006/math" xmlns:v="urn:schemas-microsoft-com:vml" xmlns:wp14="http://schemas.microsoft.com/office/word/2010/wordprocessingDrawing" xmlns:wp="http://schemas.openxmlformats.org/drawingml/2006/wordprocessingDrawing" xmlns:w="http://schemas.openxmlformats.org/wordprocessingml/2006/main" xmlns:w14="http://schemas.microsoft.com/office/word/2010/wordml" xmlns:w10="urn:schemas-microsoft-com:office:word" xmlns:w15="http://schemas.microsoft.com/office/word/2012/wordml" xmlns:wpg="http://schemas.microsoft.com/office/word/2010/wordprocessingGroup" xmlns:wpi="http://schemas.microsoft.com/office/word/2010/wordprocessingInk" xmlns:wne="http://schemas.microsoft.com/office/word/2006/wordml" xmlns:wps="http://schemas.microsoft.com/office/word/2010/wordprocessingShape" xmlns:wpsCustomData="http://www.wps.cn/officeDocument/2013/wpsCustomData" mc:Ignorable="w14 w15 wp14">
+<w:document xmlns:wpc="http://schemas.microsoft.com/office/word/2010/wordprocessingCanvas" xmlns:mc="http://schemas.openxmlformats.org/markup-compatibility/2006" xmlns:o="urn:schemas-microsoft-com:office:office" xmlns:r="http://schemas.openxmlformats.org/officeDocument/2006/relationships" xmlns:m="http://schemas.openxmlformats.org/officeDocument/2006/math" xmlns:v="urn:schemas-microsoft-com:vml" xmlns:wp14="http://schemas.microsoft.com/office/word/2010/wordprocessingDrawing" xmlns:wp="http://schemas.openxmlformats.org/drawingml/2006/wordprocessingDrawing" xmlns:w="http://schemas.openxmlformats.org/wordprocessingml/2006/main" xmlns:w14="http://schemas.microsoft.com/office/word/2010/wordml" xmlns:w10="urn:schemas-microsoft-com:office:word" xmlns:w15="http://schemas.microsoft.com/office/word/2012/wordml" xmlns:wpg="http://schemas.microsoft.com/office/word/2010/wordprocessingGroup" xmlns:wpi="http://schemas.microsoft.com/office/word/2010/wordprocessingInk" xmlns:wne="http://schemas.microsoft.com/office/word/2006/wordml" xmlns:wps="http://schemas.microsoft.com/office/word/2010/wordprocessingShape" xmlns:wpsCustomData="http://www.wps.cn/officeDocument/2013/wpsCustomData" mc:Ignorable="w14 w15 wp14">
   <w:body>
     <w:p>
       <w:pPr>
@@ -2903,2665 +2903,2665 @@
         </w:rPr>
         <w:t>获得10（12）点格挡和3（5）点护盾。</w:t>
       </w:r>
-      <w:r>
-        <w:rPr>
-          <w:rFonts w:hint="eastAsia"/>
-          <w:lang w:val="en-US" w:eastAsia="zh-CN"/>
-        </w:rPr>
-        <w:br w:type="textWrapping"/>
-      </w:r>
-      <w:r>
-        <w:rPr>
-          <w:rFonts w:hint="eastAsia"/>
-          <w:lang w:val="en-US" w:eastAsia="zh-CN"/>
-        </w:rPr>
-        <w:t>每多打出一次该手牌获得的护盾就额外+1（+2）。</w:t>
-      </w:r>
-    </w:p>
-    <w:p>
-      <w:pPr>
-        <w:rPr>
-          <w:rFonts w:hint="eastAsia"/>
-          <w:lang w:val="en-US" w:eastAsia="zh-CN"/>
-        </w:rPr>
-      </w:pPr>
-    </w:p>
-    <w:p>
-      <w:pPr>
-        <w:rPr>
-          <w:rFonts w:hint="eastAsia"/>
-          <w:lang w:val="en-US" w:eastAsia="zh-CN"/>
-        </w:rPr>
-      </w:pPr>
-      <w:r>
-        <w:rPr>
-          <w:rFonts w:hint="eastAsia"/>
-          <w:lang w:val="en-US" w:eastAsia="zh-CN"/>
-        </w:rPr>
-        <w:t>晴空万里【1白】（1任意）防御 罕见②⑤：</w:t>
-      </w:r>
-      <w:r>
-        <w:rPr>
-          <w:rFonts w:hint="eastAsia"/>
-          <w:lang w:val="en-US" w:eastAsia="zh-CN"/>
-        </w:rPr>
-        <w:br w:type="textWrapping"/>
-      </w:r>
-      <w:r>
-        <w:rPr>
-          <w:rFonts w:hint="eastAsia"/>
-          <w:lang w:val="en-US" w:eastAsia="zh-CN"/>
-        </w:rPr>
-        <w:t>选择从手牌，抽牌堆和弃牌堆中选择至多2张牌放逐。</w:t>
-      </w:r>
-    </w:p>
-    <w:p>
-      <w:pPr>
-        <w:rPr>
-          <w:rFonts w:hint="eastAsia"/>
-          <w:lang w:val="en-US" w:eastAsia="zh-CN"/>
-        </w:rPr>
-      </w:pPr>
-      <w:r>
-        <w:rPr>
-          <w:rFonts w:hint="eastAsia"/>
-          <w:lang w:val="en-US" w:eastAsia="zh-CN"/>
-        </w:rPr>
-        <w:t>每放逐一张牌就获得5（6）点护盾。</w:t>
-      </w:r>
-    </w:p>
-    <w:p>
-      <w:pPr>
-        <w:rPr>
-          <w:rFonts w:hint="default"/>
-          <w:lang w:val="en-US" w:eastAsia="zh-CN"/>
-        </w:rPr>
-      </w:pPr>
-      <w:r>
-        <w:rPr>
-          <w:rFonts w:hint="eastAsia"/>
-          <w:lang w:val="en-US" w:eastAsia="zh-CN"/>
-        </w:rPr>
-        <w:t>放逐（回响）</w:t>
-      </w:r>
-    </w:p>
-    <w:p>
-      <w:pPr>
-        <w:rPr>
-          <w:rFonts w:hint="eastAsia"/>
-          <w:lang w:val="en-US" w:eastAsia="zh-CN"/>
-        </w:rPr>
-      </w:pPr>
-    </w:p>
-    <w:p>
-      <w:pPr>
-        <w:rPr>
-          <w:rFonts w:hint="eastAsia" w:eastAsiaTheme="minorEastAsia"/>
-          <w:lang w:val="en-US" w:eastAsia="zh"/>
-          <w:woUserID w:val="1"/>
-        </w:rPr>
-      </w:pPr>
-      <w:r>
-        <w:rPr>
-          <w:rFonts w:hint="default"/>
-          <w:lang w:val="en-US" w:eastAsia="zh-CN"/>
-        </w:rPr>
-        <w:t>有顶天穹</w:t>
-      </w:r>
-      <w:r>
-        <w:rPr>
-          <w:rFonts w:hint="eastAsia"/>
-          <w:lang w:val="en-US" w:eastAsia="zh"/>
-          <w:woUserID w:val="1"/>
-        </w:rPr>
-        <w:t>【</w:t>
-      </w:r>
-      <w:r>
-        <w:rPr>
-          <w:rFonts w:hint="eastAsia"/>
-          <w:lang w:val="en-US" w:eastAsia="zh-CN"/>
-        </w:rPr>
-        <w:t>1白</w:t>
-      </w:r>
-      <w:r>
-        <w:rPr>
-          <w:rFonts w:hint="eastAsia"/>
-          <w:lang w:val="en-US" w:eastAsia="zh"/>
-          <w:woUserID w:val="1"/>
-        </w:rPr>
-        <w:t>】（1任意）</w:t>
-      </w:r>
-      <w:r>
-        <w:rPr>
-          <w:rFonts w:hint="eastAsia"/>
-          <w:lang w:val="en-US" w:eastAsia="zh-CN"/>
-        </w:rPr>
-        <w:t>防御 罕见②⑥：</w:t>
-      </w:r>
-    </w:p>
-    <w:p>
-      <w:pPr>
-        <w:rPr>
-          <w:rFonts w:hint="default"/>
-          <w:lang w:val="en-US" w:eastAsia="zh-CN"/>
-        </w:rPr>
-      </w:pPr>
-      <w:r>
-        <w:rPr>
-          <w:rFonts w:hint="default"/>
-          <w:lang w:val="en-US" w:eastAsia="zh-CN"/>
-        </w:rPr>
-        <w:t>获得</w:t>
-      </w:r>
-      <w:r>
-        <w:rPr>
-          <w:rFonts w:hint="eastAsia"/>
-          <w:lang w:val="en-US" w:eastAsia="zh"/>
-          <w:woUserID w:val="1"/>
-        </w:rPr>
-        <w:t>8</w:t>
-      </w:r>
-      <w:r>
-        <w:rPr>
-          <w:rFonts w:hint="default"/>
-          <w:lang w:val="en-US" w:eastAsia="zh-CN"/>
-        </w:rPr>
-        <w:t>点格挡。</w:t>
-      </w:r>
-    </w:p>
-    <w:p>
-      <w:pPr>
-        <w:rPr>
-          <w:rFonts w:hint="default"/>
-          <w:lang w:val="en-US" w:eastAsia="zh-CN"/>
-        </w:rPr>
-      </w:pPr>
-      <w:r>
-        <w:rPr>
-          <w:rFonts w:hint="default"/>
-          <w:lang w:val="en-US" w:eastAsia="zh-CN"/>
-        </w:rPr>
-        <w:t>抽</w:t>
-      </w:r>
-      <w:r>
-        <w:rPr>
-          <w:rFonts w:hint="eastAsia"/>
-          <w:lang w:val="en-US" w:eastAsia="zh"/>
-          <w:woUserID w:val="1"/>
-        </w:rPr>
-        <w:t>1（2）</w:t>
-      </w:r>
-      <w:r>
-        <w:rPr>
-          <w:rFonts w:hint="default"/>
-          <w:lang w:val="en-US" w:eastAsia="zh-CN"/>
-        </w:rPr>
-        <w:t>张牌。</w:t>
-      </w:r>
-    </w:p>
-    <w:p>
-      <w:pPr>
-        <w:rPr>
-          <w:rFonts w:hint="default"/>
-          <w:lang w:val="en-US" w:eastAsia="zh-CN"/>
-        </w:rPr>
-      </w:pPr>
-    </w:p>
-    <w:p>
-      <w:pPr>
-        <w:rPr>
-          <w:rFonts w:hint="eastAsia"/>
-          <w:lang w:val="en-US" w:eastAsia="zh-CN"/>
-        </w:rPr>
-      </w:pPr>
-      <w:r>
-        <w:rPr>
-          <w:rFonts w:hint="eastAsia"/>
-          <w:lang w:val="en-US" w:eastAsia="zh-CN"/>
-        </w:rPr>
-        <w:t>天气观测【1任意1白】（1任意）防御 罕见②⑦：</w:t>
-      </w:r>
-      <w:r>
-        <w:rPr>
-          <w:rFonts w:hint="eastAsia"/>
-          <w:lang w:val="en-US" w:eastAsia="zh-CN"/>
-        </w:rPr>
-        <w:br w:type="textWrapping"/>
-      </w:r>
-      <w:r>
-        <w:rPr>
-          <w:rFonts w:hint="eastAsia"/>
-          <w:lang w:val="en-US" w:eastAsia="zh-CN"/>
-        </w:rPr>
-        <w:t>下回合释放一种天气，持续两回合。</w:t>
-      </w:r>
-      <w:r>
-        <w:rPr>
-          <w:rFonts w:hint="eastAsia"/>
-          <w:lang w:val="en-US" w:eastAsia="zh-CN"/>
-        </w:rPr>
-        <w:br w:type="textWrapping"/>
-      </w:r>
-      <w:r>
-        <w:rPr>
-          <w:rFonts w:hint="eastAsia"/>
-          <w:lang w:val="en-US" w:eastAsia="zh-CN"/>
-        </w:rPr>
-        <w:t>获得7（11）点格挡。</w:t>
-      </w:r>
-    </w:p>
-    <w:p>
-      <w:pPr>
-        <w:rPr>
-          <w:rFonts w:hint="eastAsia"/>
-          <w:lang w:val="en-US" w:eastAsia="zh-CN"/>
-        </w:rPr>
-      </w:pPr>
-      <w:r>
-        <w:rPr>
-          <w:rFonts w:hint="eastAsia"/>
-          <w:lang w:val="en-US" w:eastAsia="zh"/>
-          <w:woUserID w:val="1"/>
-        </w:rPr>
-        <w:t>天气</w:t>
-      </w:r>
-      <w:r>
-        <w:rPr>
-          <w:rFonts w:hint="default"/>
-          <w:lang w:val="en-US" w:eastAsia="zh-CN"/>
-        </w:rPr>
-        <w:br w:type="textWrapping"/>
-      </w:r>
-      <w:r>
-        <w:rPr>
-          <w:rFonts w:hint="default"/>
-          <w:lang w:val="en-US" w:eastAsia="zh-CN"/>
-        </w:rPr>
-        <w:br w:type="textWrapping"/>
-      </w:r>
-      <w:r>
-        <w:rPr>
-          <w:rFonts w:hint="default"/>
-          <w:lang w:val="en-US" w:eastAsia="zh-CN"/>
-        </w:rPr>
-        <w:t>桃枝庇护</w:t>
-      </w:r>
-      <w:r>
-        <w:rPr>
-          <w:rFonts w:hint="eastAsia"/>
-          <w:lang w:val="en-US" w:eastAsia="zh-CN"/>
-        </w:rPr>
-        <w:t>【1白】（1任意）防御 罕见②⑧：</w:t>
-      </w:r>
-      <w:r>
-        <w:rPr>
-          <w:rFonts w:hint="eastAsia"/>
-          <w:lang w:val="en-US" w:eastAsia="zh-CN"/>
-        </w:rPr>
-        <w:br w:type="textWrapping"/>
-      </w:r>
-      <w:r>
-        <w:rPr>
-          <w:rFonts w:hint="eastAsia"/>
-          <w:lang w:val="en-US" w:eastAsia="zh-CN"/>
-        </w:rPr>
-        <w:t>获得8（12）点格挡。</w:t>
-      </w:r>
-    </w:p>
-    <w:p>
-      <w:pPr>
-        <w:rPr>
-          <w:rFonts w:hint="eastAsia"/>
-          <w:lang w:val="en-US" w:eastAsia="zh-CN"/>
-        </w:rPr>
-      </w:pPr>
-      <w:r>
-        <w:rPr>
-          <w:rFonts w:hint="eastAsia"/>
-          <w:lang w:val="en-US" w:eastAsia="zh"/>
-          <w:woUserID w:val="1"/>
-        </w:rPr>
-        <w:t>奇偶 手牌数量：</w:t>
-      </w:r>
-      <w:r>
-        <w:rPr>
-          <w:rFonts w:hint="eastAsia"/>
-          <w:lang w:val="en-US" w:eastAsia="zh-CN"/>
-        </w:rPr>
-        <w:br w:type="textWrapping"/>
-      </w:r>
-      <w:r>
-        <w:rPr>
-          <w:rFonts w:hint="eastAsia"/>
-          <w:lang w:val="en-US" w:eastAsia="zh-CN"/>
-        </w:rPr>
-        <w:t>奇数</w:t>
-      </w:r>
-      <w:r>
-        <w:rPr>
-          <w:rFonts w:hint="eastAsia"/>
-          <w:lang w:val="en-US" w:eastAsia="zh"/>
-          <w:woUserID w:val="1"/>
-        </w:rPr>
-        <w:t>：</w:t>
-      </w:r>
-      <w:r>
-        <w:rPr>
-          <w:rFonts w:hint="eastAsia"/>
-          <w:lang w:val="en-US" w:eastAsia="zh-CN"/>
-        </w:rPr>
-        <w:t>获得2（4）点</w:t>
-      </w:r>
-      <w:r>
-        <w:rPr>
-          <w:rFonts w:hint="eastAsia"/>
-          <w:lang w:val="en-US" w:eastAsia="zh"/>
-          <w:woUserID w:val="1"/>
-        </w:rPr>
-        <w:t>绝壁</w:t>
-      </w:r>
-      <w:r>
-        <w:rPr>
-          <w:rFonts w:hint="eastAsia"/>
-          <w:lang w:val="en-US" w:eastAsia="zh-CN"/>
-        </w:rPr>
-        <w:t>。</w:t>
-      </w:r>
-      <w:r>
-        <w:rPr>
-          <w:rFonts w:hint="eastAsia"/>
-          <w:lang w:val="en-US" w:eastAsia="zh-CN"/>
-        </w:rPr>
-        <w:br w:type="textWrapping"/>
-      </w:r>
-      <w:r>
-        <w:rPr>
-          <w:rFonts w:hint="eastAsia"/>
-          <w:lang w:val="en-US" w:eastAsia="zh-CN"/>
-        </w:rPr>
-        <w:t>偶数</w:t>
-      </w:r>
-      <w:r>
-        <w:rPr>
-          <w:rFonts w:hint="eastAsia"/>
-          <w:lang w:val="en-US" w:eastAsia="zh"/>
-          <w:woUserID w:val="1"/>
-        </w:rPr>
-        <w:t>：</w:t>
-      </w:r>
-      <w:r>
-        <w:rPr>
-          <w:rFonts w:hint="eastAsia"/>
-          <w:lang w:val="en-US" w:eastAsia="zh-CN"/>
-        </w:rPr>
-        <w:t>抽1张牌。</w:t>
-      </w:r>
-    </w:p>
-    <w:p>
-      <w:pPr>
-        <w:rPr>
-          <w:rFonts w:hint="default"/>
-          <w:lang w:val="en-US" w:eastAsia="zh-CN"/>
-        </w:rPr>
-      </w:pPr>
-      <w:r>
-        <w:rPr>
-          <w:rFonts w:hint="eastAsia"/>
-          <w:lang w:val="en-US" w:eastAsia="zh-CN"/>
-        </w:rPr>
-        <w:t>奇偶</w:t>
-      </w:r>
-    </w:p>
-    <w:p>
-      <w:pPr>
-        <w:rPr>
-          <w:rFonts w:hint="eastAsia"/>
-          <w:lang w:val="en-US" w:eastAsia="zh-CN"/>
-        </w:rPr>
-      </w:pPr>
-    </w:p>
-    <w:p>
-      <w:pPr>
-        <w:rPr>
-          <w:rFonts w:hint="eastAsia"/>
-          <w:lang w:val="en-US" w:eastAsia="zh-CN"/>
-        </w:rPr>
-      </w:pPr>
-      <w:r>
-        <w:rPr>
-          <w:rFonts w:hint="default"/>
-          <w:lang w:val="en-US" w:eastAsia="zh-CN"/>
-        </w:rPr>
-        <w:t>无垢之土</w:t>
-      </w:r>
-      <w:r>
-        <w:rPr>
-          <w:rFonts w:hint="eastAsia"/>
-          <w:lang w:val="en-US" w:eastAsia="zh-CN"/>
-        </w:rPr>
-        <w:t>【1白】防御 罕见②⑨：</w:t>
-      </w:r>
-    </w:p>
-    <w:p>
-      <w:pPr>
-        <w:rPr>
-          <w:rFonts w:hint="default"/>
-          <w:lang w:val="en-US" w:eastAsia="zh-CN"/>
-        </w:rPr>
-      </w:pPr>
-      <w:r>
-        <w:rPr>
-          <w:rFonts w:hint="eastAsia"/>
-          <w:lang w:val="en-US" w:eastAsia="zh-CN"/>
-        </w:rPr>
-        <w:t>选择一张手牌丢弃。</w:t>
-      </w:r>
-      <w:r>
-        <w:rPr>
-          <w:rFonts w:hint="eastAsia"/>
-          <w:lang w:val="en-US" w:eastAsia="zh-CN"/>
-        </w:rPr>
-        <w:br w:type="textWrapping"/>
-      </w:r>
-      <w:r>
-        <w:rPr>
-          <w:rFonts w:hint="eastAsia"/>
-          <w:lang w:val="en-US" w:eastAsia="zh-CN"/>
-        </w:rPr>
-        <w:t>获得8（12）点格挡。</w:t>
-      </w:r>
-      <w:r>
-        <w:rPr>
-          <w:rFonts w:hint="default"/>
-          <w:lang w:val="en-US" w:eastAsia="zh-CN"/>
-        </w:rPr>
-        <w:br w:type="textWrapping"/>
-      </w:r>
-      <w:r>
-        <w:rPr>
-          <w:rFonts w:hint="eastAsia"/>
-          <w:lang w:val="en-US" w:eastAsia="zh-CN"/>
-        </w:rPr>
-        <w:t>选择</w:t>
-      </w:r>
-      <w:r>
-        <w:rPr>
-          <w:rFonts w:hint="default"/>
-          <w:lang w:val="en-US" w:eastAsia="zh-CN"/>
-        </w:rPr>
-        <w:t>弃牌堆</w:t>
-      </w:r>
-      <w:r>
-        <w:rPr>
-          <w:rFonts w:hint="eastAsia"/>
-          <w:lang w:val="en-US" w:eastAsia="zh-CN"/>
-        </w:rPr>
-        <w:t>内至多</w:t>
-      </w:r>
-      <w:r>
-        <w:rPr>
-          <w:rFonts w:hint="default"/>
-          <w:lang w:val="en-US" w:eastAsia="zh-CN"/>
-        </w:rPr>
-        <w:t>一张牌置于抽牌堆顶。</w:t>
-      </w:r>
-    </w:p>
-    <w:p>
-      <w:pPr>
-        <w:rPr>
-          <w:rFonts w:hint="default"/>
-          <w:lang w:val="en-US" w:eastAsia="zh-CN"/>
-        </w:rPr>
-      </w:pPr>
-      <w:r>
-        <w:rPr>
-          <w:rFonts w:hint="default"/>
-          <w:lang w:val="en-US" w:eastAsia="zh-CN"/>
-        </w:rPr>
-        <w:t>若手牌数量</w:t>
-      </w:r>
-      <w:r>
-        <w:rPr>
-          <w:rFonts w:hint="eastAsia"/>
-          <w:lang w:val="en-US" w:eastAsia="zh-CN"/>
-        </w:rPr>
-        <w:t>大于4</w:t>
-      </w:r>
-      <w:r>
-        <w:rPr>
-          <w:rFonts w:hint="default"/>
-          <w:lang w:val="en-US" w:eastAsia="zh-CN"/>
-        </w:rPr>
-        <w:t>，额外获得1点白色法力。</w:t>
-      </w:r>
-    </w:p>
-    <w:p>
-      <w:pPr>
-        <w:rPr>
-          <w:rFonts w:hint="eastAsia"/>
-          <w:lang w:val="en-US" w:eastAsia="zh-CN"/>
-        </w:rPr>
-      </w:pPr>
-      <w:r>
-        <w:rPr>
-          <w:rFonts w:hint="default"/>
-          <w:lang w:val="en-US" w:eastAsia="zh-CN"/>
-        </w:rPr>
-        <w:br w:type="textWrapping"/>
-      </w:r>
-      <w:r>
-        <w:rPr>
-          <w:rFonts w:hint="eastAsia"/>
-          <w:lang w:val="en-US" w:eastAsia="zh-CN"/>
-        </w:rPr>
-        <w:t>天人翱翔【0费 红白费牌】技能 罕见③⓪：</w:t>
-      </w:r>
-      <w:r>
-        <w:rPr>
-          <w:rFonts w:hint="eastAsia"/>
-          <w:lang w:val="en-US" w:eastAsia="zh-CN"/>
-        </w:rPr>
-        <w:br w:type="textWrapping"/>
-      </w:r>
-      <w:r>
-        <w:rPr>
-          <w:rFonts w:hint="eastAsia"/>
-          <w:lang w:val="en-US" w:eastAsia="zh-CN"/>
-        </w:rPr>
-        <w:t>获得3（4）点彩色费用</w:t>
-      </w:r>
-      <w:r>
-        <w:rPr>
-          <w:rFonts w:hint="eastAsia"/>
-          <w:lang w:val="en-US" w:eastAsia="zh-CN"/>
-        </w:rPr>
-        <w:br w:type="textWrapping"/>
-      </w:r>
-      <w:r>
-        <w:rPr>
-          <w:rFonts w:hint="eastAsia"/>
-          <w:lang w:val="en-US" w:eastAsia="zh-CN"/>
-        </w:rPr>
-        <w:t>抽1（2）张牌。</w:t>
-      </w:r>
-      <w:r>
-        <w:rPr>
-          <w:rFonts w:hint="eastAsia"/>
-          <w:lang w:val="en-US" w:eastAsia="zh-CN"/>
-        </w:rPr>
-        <w:br w:type="textWrapping"/>
-      </w:r>
-      <w:r>
-        <w:rPr>
-          <w:rFonts w:hint="eastAsia"/>
-          <w:lang w:val="en-US" w:eastAsia="zh-CN"/>
-        </w:rPr>
-        <w:t xml:space="preserve">放逐 填充 </w:t>
-      </w:r>
-    </w:p>
-    <w:p>
-      <w:pPr>
-        <w:rPr>
-          <w:rFonts w:hint="eastAsia"/>
-          <w:lang w:val="en-US" w:eastAsia="zh-CN"/>
-        </w:rPr>
-      </w:pPr>
-    </w:p>
-    <w:p>
-      <w:pPr>
-        <w:rPr>
-          <w:rFonts w:hint="eastAsia"/>
-          <w:lang w:val="en-US" w:eastAsia="zh-CN"/>
-        </w:rPr>
-      </w:pPr>
-      <w:r>
-        <w:rPr>
-          <w:rFonts w:hint="eastAsia"/>
-          <w:lang w:val="en-US" w:eastAsia="zh-CN"/>
-        </w:rPr>
-        <w:t>天人的直觉【0费 红白费牌】技能 罕见③①：</w:t>
-      </w:r>
-      <w:r>
-        <w:rPr>
-          <w:rFonts w:hint="eastAsia"/>
-          <w:lang w:val="en-US" w:eastAsia="zh-CN"/>
-        </w:rPr>
-        <w:br w:type="textWrapping"/>
-      </w:r>
-      <w:r>
-        <w:rPr>
-          <w:rFonts w:hint="eastAsia"/>
-          <w:lang w:val="en-US" w:eastAsia="zh"/>
-          <w:woUserID w:val="1"/>
-        </w:rPr>
-        <w:t>奇偶 手牌数量：</w:t>
-      </w:r>
-      <w:r>
-        <w:rPr>
-          <w:rFonts w:hint="eastAsia"/>
-          <w:lang w:val="en-US" w:eastAsia="zh-CN"/>
-        </w:rPr>
-        <w:br w:type="textWrapping"/>
-      </w:r>
-      <w:r>
-        <w:rPr>
-          <w:rFonts w:hint="eastAsia"/>
-          <w:lang w:val="en-US" w:eastAsia="zh-CN"/>
-        </w:rPr>
-        <w:t>奇数</w:t>
-      </w:r>
-      <w:r>
-        <w:rPr>
-          <w:rFonts w:hint="eastAsia"/>
-          <w:lang w:val="en-US" w:eastAsia="zh"/>
-          <w:woUserID w:val="1"/>
-        </w:rPr>
-        <w:t>：</w:t>
-      </w:r>
-      <w:r>
-        <w:rPr>
-          <w:rFonts w:hint="eastAsia"/>
-          <w:lang w:val="en-US" w:eastAsia="zh-CN"/>
-        </w:rPr>
-        <w:t>获得1点红色和白色费用。</w:t>
-      </w:r>
-      <w:r>
-        <w:rPr>
-          <w:rFonts w:hint="eastAsia"/>
-          <w:lang w:val="en-US" w:eastAsia="zh-CN"/>
-        </w:rPr>
-        <w:br w:type="textWrapping"/>
-      </w:r>
-      <w:r>
-        <w:rPr>
-          <w:rFonts w:hint="eastAsia"/>
-          <w:lang w:val="en-US" w:eastAsia="zh-CN"/>
-        </w:rPr>
-        <w:t>偶数</w:t>
-      </w:r>
-      <w:r>
-        <w:rPr>
-          <w:rFonts w:hint="eastAsia"/>
-          <w:lang w:val="en-US" w:eastAsia="zh"/>
-          <w:woUserID w:val="1"/>
-        </w:rPr>
-        <w:t>：</w:t>
-      </w:r>
-      <w:r>
-        <w:rPr>
-          <w:rFonts w:hint="eastAsia"/>
-          <w:lang w:val="en-US" w:eastAsia="zh-CN"/>
-        </w:rPr>
-        <w:t>抽2张牌。</w:t>
-      </w:r>
-      <w:r>
-        <w:rPr>
-          <w:rFonts w:hint="eastAsia"/>
-          <w:lang w:val="en-US" w:eastAsia="zh-CN"/>
-        </w:rPr>
-        <w:br w:type="textWrapping"/>
-      </w:r>
-      <w:r>
-        <w:rPr>
-          <w:rFonts w:hint="eastAsia"/>
-          <w:lang w:val="en-US" w:eastAsia="zh-CN"/>
-        </w:rPr>
-        <w:t>放逐（取消放逐）奇偶</w:t>
-      </w:r>
-      <w:r>
-        <w:rPr>
-          <w:rFonts w:hint="eastAsia"/>
-          <w:lang w:val="en-US" w:eastAsia="zh-CN"/>
-        </w:rPr>
-        <w:br w:type="textWrapping"/>
-      </w:r>
-    </w:p>
-    <w:p>
-      <w:pPr>
-        <w:rPr>
-          <w:rFonts w:hint="default"/>
-          <w:lang w:val="en-US" w:eastAsia="zh-CN"/>
-        </w:rPr>
-      </w:pPr>
-      <w:r>
-        <w:rPr>
-          <w:rFonts w:hint="eastAsia"/>
-          <w:lang w:val="en-US" w:eastAsia="zh-CN"/>
-        </w:rPr>
-        <w:t>天界之扉【1白】（0费）技能 罕见③②：</w:t>
-      </w:r>
-    </w:p>
-    <w:p>
-      <w:pPr>
-        <w:rPr>
-          <w:rFonts w:hint="eastAsia"/>
-          <w:lang w:val="en-US" w:eastAsia="zh-CN"/>
-        </w:rPr>
-      </w:pPr>
-      <w:r>
-        <w:rPr>
-          <w:rFonts w:hint="eastAsia"/>
-          <w:lang w:val="en-US" w:eastAsia="zh-CN"/>
-        </w:rPr>
-        <w:t>选择一张手牌将其升级。</w:t>
-      </w:r>
-    </w:p>
-    <w:p>
-      <w:pPr>
-        <w:rPr>
-          <w:rFonts w:hint="eastAsia"/>
-          <w:lang w:val="en-US" w:eastAsia="zh-CN"/>
-        </w:rPr>
-      </w:pPr>
-      <w:r>
-        <w:rPr>
-          <w:rFonts w:hint="eastAsia"/>
-          <w:lang w:val="en-US" w:eastAsia="zh-CN"/>
-        </w:rPr>
-        <w:t>获得3（5）点</w:t>
-      </w:r>
-      <w:r>
-        <w:rPr>
-          <w:rFonts w:hint="eastAsia"/>
-          <w:lang w:val="en-US" w:eastAsia="zh"/>
-          <w:woUserID w:val="1"/>
-        </w:rPr>
-        <w:t>绝壁</w:t>
-      </w:r>
-      <w:r>
-        <w:rPr>
-          <w:rFonts w:hint="eastAsia"/>
-          <w:lang w:val="en-US" w:eastAsia="zh-CN"/>
-        </w:rPr>
-        <w:t>。</w:t>
-      </w:r>
-    </w:p>
-    <w:p>
-      <w:pPr>
-        <w:rPr>
-          <w:rFonts w:hint="eastAsia" w:eastAsiaTheme="minorEastAsia"/>
-          <w:lang w:val="en-US" w:eastAsia="zh"/>
-          <w:woUserID w:val="1"/>
-        </w:rPr>
-      </w:pPr>
-      <w:r>
-        <w:rPr>
-          <w:rFonts w:hint="eastAsia"/>
-          <w:lang w:val="en-US" w:eastAsia="zh-CN"/>
-        </w:rPr>
-        <w:t>根据升级的手牌</w:t>
-      </w:r>
-      <w:r>
-        <w:rPr>
-          <w:rFonts w:hint="eastAsia"/>
-          <w:lang w:val="en-US" w:eastAsia="zh"/>
-          <w:woUserID w:val="1"/>
-        </w:rPr>
-        <w:t>触发对应效果：</w:t>
-      </w:r>
-      <w:r>
-        <w:rPr>
-          <w:rFonts w:hint="eastAsia"/>
-          <w:lang w:val="en-US" w:eastAsia="zh"/>
-          <w:woUserID w:val="1"/>
-        </w:rPr>
-        <w:br w:type="textWrapping"/>
-      </w:r>
-      <w:r>
-        <w:rPr>
-          <w:rFonts w:hint="eastAsia"/>
-          <w:lang w:val="en-US" w:eastAsia="zh-CN"/>
-        </w:rPr>
-        <w:t xml:space="preserve"> 攻击</w:t>
-      </w:r>
-      <w:r>
-        <w:rPr>
-          <w:rFonts w:hint="eastAsia"/>
-          <w:lang w:val="en-US" w:eastAsia="zh"/>
-          <w:woUserID w:val="1"/>
-        </w:rPr>
-        <w:t>：</w:t>
-      </w:r>
-      <w:r>
-        <w:rPr>
-          <w:rFonts w:hint="eastAsia"/>
-          <w:lang w:val="en-US" w:eastAsia="zh-CN"/>
-          <w:woUserID w:val="1"/>
-        </w:rPr>
-        <w:t>添加此牌的复制品到手中，它费用为⓪，它具有放逐和虚无</w:t>
-      </w:r>
-      <w:r>
-        <w:rPr>
-          <w:rFonts w:hint="eastAsia"/>
-          <w:lang w:val="en-US" w:eastAsia="zh"/>
-          <w:woUserID w:val="1"/>
-        </w:rPr>
-        <w:t>。</w:t>
-      </w:r>
-      <w:r>
-        <w:rPr>
-          <w:rFonts w:hint="eastAsia"/>
-          <w:lang w:val="en-US" w:eastAsia="zh"/>
-          <w:woUserID w:val="1"/>
-        </w:rPr>
-        <w:br w:type="textWrapping"/>
-      </w:r>
-      <w:r>
-        <w:rPr>
-          <w:rFonts w:hint="eastAsia"/>
-          <w:lang w:val="en-US" w:eastAsia="zh-CN"/>
-        </w:rPr>
-        <w:t>防御</w:t>
-      </w:r>
-      <w:r>
-        <w:rPr>
-          <w:rFonts w:hint="eastAsia"/>
-          <w:lang w:val="en-US" w:eastAsia="zh"/>
-          <w:woUserID w:val="1"/>
-        </w:rPr>
-        <w:t>：</w:t>
-      </w:r>
-      <w:r>
-        <w:rPr>
-          <w:rFonts w:hint="eastAsia"/>
-          <w:lang w:val="en-US" w:eastAsia="zh-CN"/>
-          <w:woUserID w:val="1"/>
-        </w:rPr>
-        <w:t>获得6（8）点格挡</w:t>
-      </w:r>
-      <w:r>
-        <w:rPr>
-          <w:rFonts w:hint="eastAsia"/>
-          <w:lang w:val="en-US" w:eastAsia="zh"/>
-          <w:woUserID w:val="1"/>
-        </w:rPr>
-        <w:t>。</w:t>
-      </w:r>
-      <w:r>
-        <w:rPr>
-          <w:rFonts w:hint="eastAsia"/>
-          <w:lang w:val="en-US" w:eastAsia="zh"/>
-          <w:woUserID w:val="1"/>
-        </w:rPr>
-        <w:br w:type="textWrapping"/>
-      </w:r>
-      <w:r>
-        <w:rPr>
-          <w:rFonts w:hint="eastAsia"/>
-          <w:lang w:val="en-US" w:eastAsia="zh-CN"/>
-        </w:rPr>
-        <w:t>技能</w:t>
-      </w:r>
-      <w:r>
-        <w:rPr>
-          <w:rFonts w:hint="eastAsia"/>
-          <w:lang w:val="en-US" w:eastAsia="zh"/>
-          <w:woUserID w:val="1"/>
-        </w:rPr>
-        <w:t>：</w:t>
-      </w:r>
-      <w:r>
-        <w:rPr>
-          <w:rFonts w:hint="eastAsia"/>
-          <w:lang w:val="en-US" w:eastAsia="zh-CN"/>
-        </w:rPr>
-        <w:t xml:space="preserve"> </w:t>
-      </w:r>
-      <w:r>
-        <w:rPr>
-          <w:rFonts w:hint="eastAsia"/>
-          <w:lang w:val="en-US" w:eastAsia="zh-CN"/>
-          <w:woUserID w:val="1"/>
-        </w:rPr>
-        <w:t>抽两张牌</w:t>
-      </w:r>
-      <w:r>
-        <w:rPr>
-          <w:rFonts w:hint="eastAsia"/>
-          <w:lang w:val="en-US" w:eastAsia="zh"/>
-          <w:woUserID w:val="1"/>
-        </w:rPr>
-        <w:t>。</w:t>
-      </w:r>
-    </w:p>
-    <w:p>
-      <w:pPr>
-        <w:rPr>
-          <w:rFonts w:hint="default"/>
-          <w:lang w:val="en-US" w:eastAsia="zh-CN"/>
-        </w:rPr>
-      </w:pPr>
-      <w:r>
-        <w:rPr>
-          <w:rFonts w:hint="eastAsia"/>
-          <w:lang w:val="en-US" w:eastAsia="zh-CN"/>
-        </w:rPr>
-        <w:t>保留 填充 因果</w:t>
-      </w:r>
-    </w:p>
-    <w:p>
-      <w:pPr>
-        <w:rPr>
-          <w:rFonts w:hint="eastAsia"/>
-          <w:lang w:val="en-US" w:eastAsia="zh-CN"/>
-        </w:rPr>
-      </w:pPr>
-      <w:r>
-        <w:rPr>
-          <w:rFonts w:hint="eastAsia"/>
-          <w:lang w:val="en-US" w:eastAsia="zh-CN"/>
-        </w:rPr>
-        <w:br w:type="textWrapping"/>
-      </w:r>
-      <w:r>
-        <w:rPr>
-          <w:rFonts w:hint="eastAsia"/>
-          <w:lang w:val="en-US" w:eastAsia="zh-CN"/>
-        </w:rPr>
-        <w:t>天人的流仪【1白】（0费）技能 罕见③③</w:t>
-      </w:r>
-      <w:r>
-        <w:rPr>
-          <w:rFonts w:hint="eastAsia"/>
-          <w:lang w:val="en-US" w:eastAsia="zh-CN"/>
-        </w:rPr>
-        <w:br w:type="textWrapping"/>
-      </w:r>
-      <w:r>
-        <w:rPr>
-          <w:rFonts w:hint="eastAsia"/>
-          <w:lang w:val="en-US" w:eastAsia="zh-CN"/>
-        </w:rPr>
-        <w:t>占卜5。</w:t>
-      </w:r>
-      <w:r>
-        <w:rPr>
-          <w:rFonts w:hint="eastAsia"/>
-          <w:lang w:val="en-US" w:eastAsia="zh-CN"/>
-        </w:rPr>
-        <w:br w:type="textWrapping"/>
-      </w:r>
-      <w:r>
-        <w:rPr>
-          <w:rFonts w:hint="eastAsia"/>
-          <w:lang w:val="en-US" w:eastAsia="zh-CN"/>
-        </w:rPr>
-        <w:t>抽1张牌。</w:t>
-      </w:r>
-    </w:p>
-    <w:p>
-      <w:pPr>
-        <w:rPr>
-          <w:rFonts w:hint="default"/>
-          <w:lang w:val="en-US" w:eastAsia="zh-CN"/>
-          <w:woUserID w:val="1"/>
-        </w:rPr>
-      </w:pPr>
-      <w:r>
-        <w:rPr>
-          <w:rFonts w:hint="eastAsia"/>
-          <w:lang w:val="en-US" w:eastAsia="zh-CN"/>
-        </w:rPr>
-        <w:t>根据抽到的</w:t>
-      </w:r>
-      <w:r>
-        <w:rPr>
-          <w:rFonts w:hint="default"/>
-          <w:lang w:val="en-US" w:eastAsia="zh-CN"/>
-        </w:rPr>
-        <w:t>手牌</w:t>
-      </w:r>
-      <w:r>
-        <w:rPr>
-          <w:rFonts w:hint="eastAsia"/>
-          <w:lang w:val="en-US" w:eastAsia="zh"/>
-          <w:woUserID w:val="1"/>
-        </w:rPr>
-        <w:t>触发对应效果：</w:t>
-      </w:r>
-      <w:r>
-        <w:rPr>
-          <w:rFonts w:hint="eastAsia"/>
-          <w:lang w:val="en-US" w:eastAsia="zh"/>
-          <w:woUserID w:val="1"/>
-        </w:rPr>
-        <w:br w:type="textWrapping"/>
-      </w:r>
-      <w:r>
-        <w:rPr>
-          <w:rFonts w:hint="default"/>
-          <w:lang w:val="en-US" w:eastAsia="zh-CN"/>
-        </w:rPr>
-        <w:t>攻击</w:t>
-      </w:r>
-      <w:r>
-        <w:rPr>
-          <w:rFonts w:hint="eastAsia"/>
-          <w:lang w:val="en-US" w:eastAsia="zh"/>
-          <w:woUserID w:val="1"/>
-        </w:rPr>
-        <w:t>：</w:t>
-      </w:r>
-      <w:r>
-        <w:rPr>
-          <w:rFonts w:hint="eastAsia"/>
-          <w:lang w:val="en-US" w:eastAsia="zh-CN"/>
-          <w:woUserID w:val="1"/>
-        </w:rPr>
-        <w:t>获得1点火力</w:t>
-      </w:r>
-      <w:r>
-        <w:rPr>
-          <w:rFonts w:hint="eastAsia"/>
-          <w:lang w:val="en-US" w:eastAsia="zh-CN"/>
-          <w:woUserID w:val="1"/>
-        </w:rPr>
-        <w:br w:type="textWrapping"/>
-      </w:r>
-      <w:r>
-        <w:rPr>
-          <w:rFonts w:hint="default"/>
-          <w:lang w:val="en-US" w:eastAsia="zh-CN"/>
-        </w:rPr>
-        <w:t>防御</w:t>
-      </w:r>
-      <w:r>
-        <w:rPr>
-          <w:rFonts w:hint="eastAsia"/>
-          <w:lang w:val="en-US" w:eastAsia="zh"/>
-          <w:woUserID w:val="1"/>
-        </w:rPr>
-        <w:t>：</w:t>
-      </w:r>
-      <w:r>
-        <w:rPr>
-          <w:rFonts w:hint="eastAsia"/>
-          <w:lang w:val="en-US" w:eastAsia="zh-CN"/>
-          <w:woUserID w:val="1"/>
-        </w:rPr>
-        <w:t>获得1点灵力</w:t>
-      </w:r>
-      <w:r>
-        <w:rPr>
-          <w:rFonts w:hint="eastAsia"/>
-          <w:lang w:val="en-US" w:eastAsia="zh"/>
-          <w:woUserID w:val="1"/>
-        </w:rPr>
-        <w:t>。</w:t>
-      </w:r>
-      <w:r>
-        <w:rPr>
-          <w:rFonts w:hint="eastAsia"/>
-          <w:lang w:val="en-US" w:eastAsia="zh"/>
-          <w:woUserID w:val="1"/>
-        </w:rPr>
-        <w:br w:type="textWrapping"/>
-      </w:r>
-      <w:r>
-        <w:rPr>
-          <w:rFonts w:hint="default"/>
-          <w:lang w:val="en-US" w:eastAsia="zh-CN"/>
-        </w:rPr>
-        <w:t>技能</w:t>
-      </w:r>
-      <w:r>
-        <w:rPr>
-          <w:rFonts w:hint="eastAsia"/>
-          <w:lang w:val="en-US" w:eastAsia="zh"/>
-          <w:woUserID w:val="1"/>
-        </w:rPr>
-        <w:t>：</w:t>
-      </w:r>
-      <w:r>
-        <w:rPr>
-          <w:rFonts w:hint="eastAsia"/>
-          <w:lang w:val="en-US" w:eastAsia="zh-CN"/>
-          <w:woUserID w:val="1"/>
-        </w:rPr>
-        <w:t>额外抽2张牌</w:t>
-      </w:r>
-      <w:r>
-        <w:rPr>
-          <w:rFonts w:hint="default"/>
-          <w:lang w:val="en-US" w:eastAsia="zh-CN"/>
-          <w:woUserID w:val="1"/>
-        </w:rPr>
-        <w:t>。</w:t>
-      </w:r>
-    </w:p>
-    <w:p>
-      <w:pPr>
-        <w:rPr>
-          <w:rFonts w:hint="eastAsia" w:eastAsiaTheme="minorEastAsia"/>
-          <w:lang w:val="en-US" w:eastAsia="zh"/>
-          <w:woUserID w:val="1"/>
-        </w:rPr>
-      </w:pPr>
-      <w:r>
-        <w:rPr>
-          <w:rFonts w:hint="eastAsia"/>
-          <w:lang w:val="en-US" w:eastAsia="zh"/>
-          <w:woUserID w:val="1"/>
-        </w:rPr>
-        <w:t>状态&amp;厄运：放逐他们。</w:t>
-      </w:r>
-    </w:p>
-    <w:p>
-      <w:pPr>
-        <w:rPr>
-          <w:rFonts w:hint="default"/>
-          <w:lang w:val="en-US" w:eastAsia="zh-CN"/>
-        </w:rPr>
-      </w:pPr>
-      <w:r>
-        <w:rPr>
-          <w:rFonts w:hint="eastAsia"/>
-          <w:lang w:val="en-US" w:eastAsia="zh-CN"/>
-        </w:rPr>
-        <w:t>因果</w:t>
-      </w:r>
-    </w:p>
-    <w:p>
-      <w:pPr>
-        <w:rPr>
-          <w:rFonts w:hint="default"/>
-          <w:lang w:val="en-US" w:eastAsia="zh-CN"/>
-        </w:rPr>
-      </w:pPr>
-    </w:p>
-    <w:p>
-      <w:pPr>
-        <w:rPr>
-          <w:rFonts w:hint="eastAsia"/>
-          <w:lang w:val="en-US" w:eastAsia="zh-CN"/>
-        </w:rPr>
-      </w:pPr>
-      <w:r>
-        <w:rPr>
-          <w:rFonts w:hint="eastAsia"/>
-          <w:lang w:val="en-US" w:eastAsia="zh-CN"/>
-        </w:rPr>
-        <w:t>天人落书【2白】（1费）技能 罕见③④：</w:t>
-      </w:r>
-      <w:r>
-        <w:rPr>
-          <w:rFonts w:hint="eastAsia"/>
-          <w:lang w:val="en-US" w:eastAsia="zh-CN"/>
-        </w:rPr>
-        <w:br w:type="textWrapping"/>
-      </w:r>
-      <w:r>
-        <w:rPr>
-          <w:rFonts w:hint="eastAsia"/>
-          <w:lang w:val="en-US" w:eastAsia="zh-CN"/>
-        </w:rPr>
-        <w:t>选择一张手牌放逐。</w:t>
-      </w:r>
-    </w:p>
-    <w:p>
-      <w:pPr>
-        <w:rPr>
-          <w:rFonts w:hint="eastAsia"/>
-          <w:lang w:val="en-US" w:eastAsia="zh-CN"/>
-        </w:rPr>
-      </w:pPr>
-      <w:r>
-        <w:rPr>
-          <w:rFonts w:hint="eastAsia"/>
-          <w:lang w:val="en-US" w:eastAsia="zh-CN"/>
-        </w:rPr>
-        <w:t>抽2张牌。</w:t>
-      </w:r>
-      <w:r>
-        <w:rPr>
-          <w:rFonts w:hint="eastAsia"/>
-          <w:lang w:val="en-US" w:eastAsia="zh-CN"/>
-        </w:rPr>
-        <w:br w:type="textWrapping"/>
-      </w:r>
-      <w:r>
-        <w:rPr>
-          <w:rFonts w:hint="eastAsia"/>
-          <w:lang w:val="en-US" w:eastAsia="zh-CN"/>
-          <w:woUserID w:val="1"/>
-        </w:rPr>
-        <w:t>根据</w:t>
-      </w:r>
-      <w:r>
-        <w:rPr>
-          <w:rFonts w:hint="eastAsia"/>
-          <w:lang w:val="en-US" w:eastAsia="zh"/>
-          <w:woUserID w:val="1"/>
-        </w:rPr>
-        <w:t>放逐</w:t>
-      </w:r>
-      <w:r>
-        <w:rPr>
-          <w:rFonts w:hint="eastAsia"/>
-          <w:lang w:val="en-US" w:eastAsia="zh-CN"/>
-          <w:woUserID w:val="1"/>
-        </w:rPr>
-        <w:t>的</w:t>
-      </w:r>
-      <w:r>
-        <w:rPr>
-          <w:rFonts w:hint="default"/>
-          <w:lang w:val="en-US" w:eastAsia="zh-CN"/>
-          <w:woUserID w:val="1"/>
-        </w:rPr>
-        <w:t>手牌</w:t>
-      </w:r>
-      <w:r>
-        <w:rPr>
-          <w:rFonts w:hint="eastAsia"/>
-          <w:lang w:val="en-US" w:eastAsia="zh"/>
-          <w:woUserID w:val="1"/>
-        </w:rPr>
-        <w:t>触发对应效果：</w:t>
-      </w:r>
-    </w:p>
-    <w:p>
-      <w:pPr>
-        <w:rPr>
-          <w:rFonts w:hint="eastAsia"/>
-          <w:lang w:val="en-US" w:eastAsia="zh-CN"/>
-        </w:rPr>
-      </w:pPr>
-      <w:r>
-        <w:rPr>
-          <w:rFonts w:hint="eastAsia"/>
-          <w:lang w:val="en-US" w:eastAsia="zh-CN"/>
-        </w:rPr>
-        <w:t>攻击</w:t>
-      </w:r>
-      <w:r>
-        <w:rPr>
-          <w:rFonts w:hint="eastAsia"/>
-          <w:lang w:val="en-US" w:eastAsia="zh"/>
-          <w:woUserID w:val="1"/>
-        </w:rPr>
-        <w:t>：</w:t>
-      </w:r>
-      <w:r>
-        <w:rPr>
-          <w:rFonts w:hint="eastAsia"/>
-          <w:lang w:val="en-US" w:eastAsia="zh-CN"/>
-          <w:woUserID w:val="1"/>
-        </w:rPr>
-        <w:t>随机为一名敌人施加一回合易伤</w:t>
-      </w:r>
-      <w:r>
-        <w:rPr>
-          <w:rFonts w:hint="eastAsia"/>
-          <w:lang w:val="en-US" w:eastAsia="zh"/>
-          <w:woUserID w:val="1"/>
-        </w:rPr>
-        <w:t>。</w:t>
-      </w:r>
-      <w:r>
-        <w:rPr>
-          <w:rFonts w:hint="eastAsia"/>
-          <w:lang w:val="en-US" w:eastAsia="zh"/>
-          <w:woUserID w:val="1"/>
-        </w:rPr>
-        <w:br w:type="textWrapping"/>
-      </w:r>
-      <w:r>
-        <w:rPr>
-          <w:rFonts w:hint="eastAsia"/>
-          <w:lang w:val="en-US" w:eastAsia="zh-CN"/>
-        </w:rPr>
-        <w:t>防御</w:t>
-      </w:r>
-      <w:r>
-        <w:rPr>
-          <w:rFonts w:hint="eastAsia"/>
-          <w:lang w:val="en-US" w:eastAsia="zh"/>
-          <w:woUserID w:val="1"/>
-        </w:rPr>
-        <w:t>：</w:t>
-      </w:r>
-      <w:r>
-        <w:rPr>
-          <w:rFonts w:hint="eastAsia"/>
-          <w:lang w:val="en-US" w:eastAsia="zh-CN"/>
-          <w:woUserID w:val="1"/>
-        </w:rPr>
-        <w:t>随机为一名敌人施加一回合</w:t>
-      </w:r>
-      <w:r>
-        <w:rPr>
-          <w:rFonts w:hint="eastAsia"/>
-          <w:lang w:val="en-US" w:eastAsia="zh"/>
-          <w:woUserID w:val="1"/>
-        </w:rPr>
-        <w:t>虚弱。</w:t>
-      </w:r>
-      <w:r>
-        <w:rPr>
-          <w:rFonts w:hint="eastAsia"/>
-          <w:lang w:val="en-US" w:eastAsia="zh"/>
-          <w:woUserID w:val="1"/>
-        </w:rPr>
-        <w:br w:type="textWrapping"/>
-      </w:r>
-      <w:r>
-        <w:rPr>
-          <w:rFonts w:hint="eastAsia"/>
-          <w:lang w:val="en-US" w:eastAsia="zh-CN"/>
-        </w:rPr>
-        <w:t>技能</w:t>
-      </w:r>
-      <w:r>
-        <w:rPr>
-          <w:rFonts w:hint="eastAsia"/>
-          <w:lang w:val="en-US" w:eastAsia="zh"/>
-          <w:woUserID w:val="1"/>
-        </w:rPr>
-        <w:t>：</w:t>
-      </w:r>
-      <w:r>
-        <w:rPr>
-          <w:rFonts w:hint="eastAsia"/>
-          <w:lang w:val="en-US" w:eastAsia="zh-CN"/>
-          <w:woUserID w:val="1"/>
-        </w:rPr>
-        <w:t>抽1张牌</w:t>
-      </w:r>
-      <w:r>
-        <w:rPr>
-          <w:rFonts w:hint="eastAsia"/>
-          <w:lang w:val="en-US" w:eastAsia="zh"/>
-          <w:woUserID w:val="1"/>
-        </w:rPr>
-        <w:t>。</w:t>
-      </w:r>
-      <w:r>
-        <w:rPr>
-          <w:rFonts w:hint="eastAsia"/>
-          <w:lang w:val="en-US" w:eastAsia="zh"/>
-          <w:woUserID w:val="1"/>
-        </w:rPr>
-        <w:br w:type="textWrapping"/>
-      </w:r>
-      <w:r>
-        <w:rPr>
-          <w:rFonts w:hint="eastAsia"/>
-          <w:lang w:val="en-US" w:eastAsia="zh-CN"/>
-        </w:rPr>
-        <w:t>能力</w:t>
-      </w:r>
-      <w:r>
-        <w:rPr>
-          <w:rFonts w:hint="eastAsia"/>
-          <w:lang w:val="en-US" w:eastAsia="zh"/>
-          <w:woUserID w:val="1"/>
-        </w:rPr>
-        <w:t>：</w:t>
-      </w:r>
-      <w:r>
-        <w:rPr>
-          <w:rFonts w:hint="eastAsia"/>
-          <w:lang w:val="en-US" w:eastAsia="zh-CN"/>
-          <w:woUserID w:val="1"/>
-        </w:rPr>
-        <w:t>获得2层庇护</w:t>
-      </w:r>
-      <w:r>
-        <w:rPr>
-          <w:rFonts w:hint="eastAsia"/>
-          <w:lang w:val="en-US" w:eastAsia="zh"/>
-          <w:woUserID w:val="1"/>
-        </w:rPr>
-        <w:t>。</w:t>
-      </w:r>
-      <w:r>
-        <w:rPr>
-          <w:rFonts w:hint="eastAsia"/>
-          <w:lang w:val="en-US" w:eastAsia="zh"/>
-          <w:woUserID w:val="1"/>
-        </w:rPr>
-        <w:br w:type="textWrapping"/>
-      </w:r>
-      <w:r>
-        <w:rPr>
-          <w:rFonts w:hint="eastAsia"/>
-          <w:lang w:val="en-US" w:eastAsia="zh-CN"/>
-        </w:rPr>
-        <w:t>诅咒&amp;状态</w:t>
-      </w:r>
-      <w:r>
-        <w:rPr>
-          <w:rFonts w:hint="eastAsia"/>
-          <w:lang w:val="en-US" w:eastAsia="zh"/>
-          <w:woUserID w:val="1"/>
-        </w:rPr>
-        <w:t>：</w:t>
-      </w:r>
-      <w:r>
-        <w:rPr>
-          <w:rFonts w:hint="eastAsia"/>
-          <w:lang w:val="en-US" w:eastAsia="zh-CN"/>
-          <w:woUserID w:val="1"/>
-        </w:rPr>
-        <w:t>获得一张光芒。</w:t>
-      </w:r>
-    </w:p>
-    <w:p>
-      <w:pPr>
-        <w:rPr>
-          <w:rFonts w:hint="default"/>
-          <w:lang w:val="en-US" w:eastAsia="zh-CN"/>
-        </w:rPr>
-      </w:pPr>
-      <w:r>
-        <w:rPr>
-          <w:rFonts w:hint="eastAsia"/>
-          <w:lang w:val="en-US" w:eastAsia="zh-CN"/>
-        </w:rPr>
-        <w:t>因果</w:t>
-      </w:r>
-    </w:p>
-    <w:p>
-      <w:pPr>
-        <w:rPr>
-          <w:rFonts w:hint="default"/>
-          <w:lang w:val="en-US" w:eastAsia="zh-CN"/>
-        </w:rPr>
-      </w:pPr>
-    </w:p>
-    <w:p>
-      <w:pPr>
-        <w:rPr>
-          <w:rFonts w:hint="default"/>
-          <w:lang w:val="en-US" w:eastAsia="zh-CN"/>
-        </w:rPr>
-      </w:pPr>
-      <w:r>
-        <w:rPr>
-          <w:rFonts w:hint="default"/>
-          <w:lang w:val="en-US" w:eastAsia="zh-CN"/>
-        </w:rPr>
-        <w:t>桃之甘露</w:t>
-      </w:r>
-      <w:r>
-        <w:rPr>
-          <w:rFonts w:hint="eastAsia"/>
-          <w:lang w:val="en-US" w:eastAsia="zh-CN"/>
-        </w:rPr>
-        <w:t>【1白】（1任意）技能 罕见③⑤：</w:t>
-      </w:r>
-    </w:p>
-    <w:p>
-      <w:pPr>
-        <w:rPr>
-          <w:rFonts w:hint="default"/>
-          <w:lang w:val="en-US" w:eastAsia="zh-CN"/>
-        </w:rPr>
-      </w:pPr>
-      <w:r>
-        <w:rPr>
-          <w:rFonts w:hint="default"/>
-          <w:lang w:val="en-US" w:eastAsia="zh-CN"/>
-        </w:rPr>
-        <w:t>恢</w:t>
-      </w:r>
-      <w:r>
-        <w:rPr>
-          <w:rFonts w:hint="eastAsia"/>
-          <w:lang w:val="en-US" w:eastAsia="zh-CN"/>
-        </w:rPr>
-        <w:t>3（5）</w:t>
-      </w:r>
-      <w:r>
-        <w:rPr>
-          <w:rFonts w:hint="default"/>
-          <w:lang w:val="en-US" w:eastAsia="zh-CN"/>
-        </w:rPr>
-        <w:t>点生命值。</w:t>
-      </w:r>
-    </w:p>
-    <w:p>
-      <w:pPr>
-        <w:rPr>
-          <w:rFonts w:hint="eastAsia"/>
-          <w:lang w:val="en-US" w:eastAsia="zh-CN"/>
-        </w:rPr>
-      </w:pPr>
-      <w:r>
-        <w:rPr>
-          <w:rFonts w:hint="default"/>
-          <w:lang w:val="en-US" w:eastAsia="zh-CN"/>
-        </w:rPr>
-        <w:t>获得2</w:t>
-      </w:r>
-      <w:r>
-        <w:rPr>
-          <w:rFonts w:hint="eastAsia"/>
-          <w:lang w:val="en-US" w:eastAsia="zh-CN"/>
-        </w:rPr>
-        <w:t>（3）</w:t>
-      </w:r>
-      <w:r>
-        <w:rPr>
-          <w:rFonts w:hint="default"/>
-          <w:lang w:val="en-US" w:eastAsia="zh-CN"/>
-        </w:rPr>
-        <w:t>点</w:t>
-      </w:r>
-      <w:r>
-        <w:rPr>
-          <w:rFonts w:hint="eastAsia"/>
-          <w:lang w:val="en-US" w:eastAsia="zh"/>
-          <w:woUserID w:val="1"/>
-        </w:rPr>
-        <w:t>绝壁</w:t>
-      </w:r>
-      <w:r>
-        <w:rPr>
-          <w:rFonts w:hint="default"/>
-          <w:lang w:val="en-US" w:eastAsia="zh-CN"/>
-        </w:rPr>
-        <w:t>。</w:t>
-      </w:r>
-      <w:r>
-        <w:rPr>
-          <w:rFonts w:hint="default"/>
-          <w:lang w:val="en-US" w:eastAsia="zh-CN"/>
-        </w:rPr>
-        <w:br w:type="textWrapping"/>
-      </w:r>
-      <w:r>
-        <w:rPr>
-          <w:rFonts w:hint="eastAsia"/>
-          <w:lang w:val="en-US" w:eastAsia="zh-CN"/>
-        </w:rPr>
-        <w:t>放逐 填充</w:t>
-      </w:r>
-    </w:p>
-    <w:p>
-      <w:pPr>
-        <w:rPr>
-          <w:rFonts w:hint="default"/>
-          <w:lang w:val="en-US" w:eastAsia="zh-CN"/>
-        </w:rPr>
-      </w:pPr>
-    </w:p>
-    <w:p>
-      <w:pPr>
-        <w:rPr>
-          <w:rFonts w:hint="default"/>
-          <w:lang w:val="en-US" w:eastAsia="zh-CN"/>
-        </w:rPr>
-      </w:pPr>
-      <w:r>
-        <w:rPr>
-          <w:rFonts w:hint="eastAsia"/>
-          <w:lang w:val="en-US" w:eastAsia="zh-CN"/>
-        </w:rPr>
-        <w:t>天界之洗礼【1白】（1任意）技能 罕见③②：</w:t>
-      </w:r>
-      <w:r>
-        <w:rPr>
-          <w:rFonts w:hint="eastAsia"/>
-          <w:lang w:val="en-US" w:eastAsia="zh-CN"/>
-        </w:rPr>
-        <w:br w:type="textWrapping"/>
-      </w:r>
-      <w:r>
-        <w:rPr>
-          <w:rFonts w:hint="eastAsia"/>
-          <w:lang w:val="en-US" w:eastAsia="zh-CN"/>
-        </w:rPr>
-        <w:t>抽2张牌。</w:t>
-      </w:r>
-      <w:r>
-        <w:rPr>
-          <w:rFonts w:hint="eastAsia"/>
-          <w:lang w:val="en-US" w:eastAsia="zh-CN"/>
-        </w:rPr>
-        <w:br w:type="textWrapping"/>
-      </w:r>
-      <w:r>
-        <w:rPr>
-          <w:rFonts w:hint="eastAsia"/>
-          <w:lang w:val="en-US" w:eastAsia="zh-CN"/>
-        </w:rPr>
-        <w:t>回复2（4）点生命值。</w:t>
-      </w:r>
-      <w:r>
-        <w:rPr>
-          <w:rFonts w:hint="eastAsia"/>
-          <w:lang w:val="en-US" w:eastAsia="zh-CN"/>
-        </w:rPr>
-        <w:br w:type="textWrapping"/>
-      </w:r>
-      <w:r>
-        <w:rPr>
-          <w:rFonts w:hint="eastAsia"/>
-          <w:lang w:val="en-US" w:eastAsia="zh-CN"/>
-        </w:rPr>
-        <w:t>放逐</w:t>
-      </w:r>
-    </w:p>
-    <w:p>
-      <w:pPr>
-        <w:rPr>
-          <w:rFonts w:hint="default"/>
-          <w:lang w:val="en-US" w:eastAsia="zh-CN"/>
-        </w:rPr>
-      </w:pPr>
-    </w:p>
-    <w:p>
-      <w:pPr>
-        <w:rPr>
-          <w:rFonts w:hint="eastAsia"/>
-          <w:lang w:val="en-US" w:eastAsia="zh-CN"/>
-        </w:rPr>
-      </w:pPr>
-      <w:r>
-        <w:rPr>
-          <w:rFonts w:hint="eastAsia"/>
-          <w:lang w:val="en-US" w:eastAsia="zh-CN"/>
-        </w:rPr>
-        <w:t>绯想的威光【2任意1红】（1任意1红）能力 罕见③③：7070</w:t>
-      </w:r>
-    </w:p>
-    <w:p>
-      <w:pPr>
-        <w:rPr>
-          <w:rFonts w:hint="eastAsia"/>
-          <w:lang w:val="en-US" w:eastAsia="zh-CN"/>
-        </w:rPr>
-      </w:pPr>
-      <w:r>
-        <w:rPr>
-          <w:rFonts w:hint="eastAsia"/>
-          <w:lang w:val="en-US" w:eastAsia="zh-CN"/>
-        </w:rPr>
-        <w:t>每当一张牌被放逐时，对所有敌人造成2点攻击伤害。</w:t>
-      </w:r>
-    </w:p>
-    <w:p>
-      <w:pPr>
-        <w:rPr>
-          <w:rFonts w:hint="default"/>
-          <w:lang w:val="en-US" w:eastAsia="zh-CN"/>
-        </w:rPr>
-      </w:pPr>
-      <w:r>
-        <w:rPr>
-          <w:rFonts w:hint="eastAsia"/>
-          <w:lang w:val="en-US" w:eastAsia="zh-CN"/>
-        </w:rPr>
-        <w:t>固有 填充</w:t>
-      </w:r>
-    </w:p>
-    <w:p>
-      <w:pPr>
-        <w:rPr>
-          <w:rFonts w:hint="eastAsia"/>
-          <w:lang w:val="en-US" w:eastAsia="zh-CN"/>
-        </w:rPr>
-      </w:pPr>
-    </w:p>
-    <w:p>
-      <w:pPr>
-        <w:rPr>
-          <w:rFonts w:hint="eastAsia"/>
-          <w:lang w:val="en-US" w:eastAsia="zh-CN"/>
-        </w:rPr>
-      </w:pPr>
-      <w:r>
-        <w:rPr>
-          <w:rFonts w:hint="eastAsia"/>
-          <w:lang w:val="en-US" w:eastAsia="zh-CN"/>
-        </w:rPr>
-        <w:t>绯想剑斩波【1任意 1红】（1红）能力 罕见③④：</w:t>
-      </w:r>
-    </w:p>
-    <w:p>
-      <w:pPr>
-        <w:rPr>
-          <w:rFonts w:hint="eastAsia"/>
-          <w:lang w:val="en-US" w:eastAsia="zh-CN"/>
-        </w:rPr>
-      </w:pPr>
-      <w:r>
-        <w:rPr>
-          <w:rFonts w:hint="eastAsia"/>
-          <w:lang w:val="en-US" w:eastAsia="zh-CN"/>
-        </w:rPr>
-        <w:t>每回合</w:t>
-      </w:r>
-      <w:r>
-        <w:rPr>
-          <w:rFonts w:hint="eastAsia"/>
-          <w:lang w:val="en-US" w:eastAsia="zh"/>
-          <w:woUserID w:val="1"/>
-        </w:rPr>
-        <w:t>第一张（前两张）</w:t>
-      </w:r>
-      <w:r>
-        <w:rPr>
-          <w:rFonts w:hint="eastAsia"/>
-          <w:lang w:val="en-US" w:eastAsia="zh-CN"/>
-        </w:rPr>
-        <w:t>攻击牌造成攻击伤害时获得其等量的格挡。</w:t>
-      </w:r>
-    </w:p>
-    <w:p>
-      <w:pPr>
-        <w:rPr>
-          <w:rFonts w:hint="eastAsia"/>
-          <w:lang w:val="en-US" w:eastAsia="zh-CN"/>
-        </w:rPr>
-      </w:pPr>
-    </w:p>
-    <w:p>
-      <w:pPr>
-        <w:rPr>
-          <w:rFonts w:hint="default"/>
-          <w:lang w:val="en-US" w:eastAsia="zh-CN"/>
-        </w:rPr>
-      </w:pPr>
-      <w:r>
-        <w:rPr>
-          <w:rFonts w:hint="eastAsia"/>
-          <w:lang w:val="en-US" w:eastAsia="zh-CN"/>
-        </w:rPr>
-        <w:t>因果之剑【2红】（2任意）能力 罕见③⑤：</w:t>
-      </w:r>
-      <w:r>
-        <w:rPr>
-          <w:rFonts w:hint="eastAsia"/>
-          <w:lang w:val="en-US" w:eastAsia="zh-CN"/>
-        </w:rPr>
-        <w:br w:type="textWrapping"/>
-      </w:r>
-      <w:r>
-        <w:rPr>
-          <w:rFonts w:hint="eastAsia"/>
-          <w:lang w:val="en-US" w:eastAsia="zh-CN"/>
-        </w:rPr>
-        <w:t>使具有因果关键字的牌打出时，因果效果变为选择触发。</w:t>
-      </w:r>
-    </w:p>
-    <w:p>
-      <w:pPr>
-        <w:rPr>
-          <w:rFonts w:hint="eastAsia"/>
-          <w:lang w:val="en-US" w:eastAsia="zh-CN"/>
-        </w:rPr>
-      </w:pPr>
-    </w:p>
-    <w:p>
-      <w:pPr>
-        <w:rPr>
-          <w:rFonts w:hint="eastAsia"/>
-          <w:lang w:val="en-US" w:eastAsia="zh-CN"/>
-        </w:rPr>
-      </w:pPr>
-      <w:r>
-        <w:rPr>
-          <w:rFonts w:hint="eastAsia"/>
-          <w:lang w:val="en-US" w:eastAsia="zh-CN"/>
-        </w:rPr>
-        <w:t>仙桃增幅【1任意 1白】能力 罕见③⑥：</w:t>
-      </w:r>
-      <w:r>
-        <w:rPr>
-          <w:rFonts w:hint="eastAsia"/>
-          <w:lang w:val="en-US" w:eastAsia="zh-CN"/>
-        </w:rPr>
-        <w:br w:type="textWrapping"/>
-      </w:r>
-      <w:r>
-        <w:rPr>
-          <w:rFonts w:hint="eastAsia"/>
-          <w:lang w:val="en-US" w:eastAsia="zh-CN"/>
-        </w:rPr>
-        <w:t>获得临时生命值时额外获得1点</w:t>
-      </w:r>
-      <w:r>
-        <w:rPr>
-          <w:rFonts w:hint="eastAsia"/>
-          <w:lang w:val="en-US" w:eastAsia="zh"/>
-          <w:woUserID w:val="1"/>
-        </w:rPr>
-        <w:t>绝壁</w:t>
-      </w:r>
-      <w:r>
-        <w:rPr>
-          <w:rFonts w:hint="eastAsia"/>
-          <w:lang w:val="en-US" w:eastAsia="zh-CN"/>
-        </w:rPr>
-        <w:t>。</w:t>
-      </w:r>
-      <w:r>
-        <w:rPr>
-          <w:rFonts w:hint="eastAsia"/>
-          <w:lang w:val="en-US" w:eastAsia="zh-CN"/>
-        </w:rPr>
-        <w:br w:type="textWrapping"/>
-      </w:r>
-      <w:r>
-        <w:rPr>
-          <w:rFonts w:hint="eastAsia"/>
-          <w:lang w:val="en-US" w:eastAsia="zh-CN"/>
-        </w:rPr>
-        <w:t>获得2（4）点</w:t>
-      </w:r>
-      <w:r>
-        <w:rPr>
-          <w:rFonts w:hint="eastAsia"/>
-          <w:lang w:val="en-US" w:eastAsia="zh"/>
-          <w:woUserID w:val="1"/>
-        </w:rPr>
-        <w:t>绝壁</w:t>
-      </w:r>
-      <w:r>
-        <w:rPr>
-          <w:rFonts w:hint="eastAsia"/>
-          <w:lang w:val="en-US" w:eastAsia="zh-CN"/>
-        </w:rPr>
-        <w:t>。</w:t>
-      </w:r>
-    </w:p>
-    <w:p>
-      <w:pPr>
-        <w:rPr>
-          <w:rFonts w:hint="eastAsia"/>
-          <w:lang w:val="en-US" w:eastAsia="zh-CN"/>
-        </w:rPr>
-      </w:pPr>
-    </w:p>
-    <w:p>
-      <w:pPr>
-        <w:rPr>
-          <w:rFonts w:hint="default"/>
-          <w:lang w:val="en-US" w:eastAsia="zh-CN"/>
-        </w:rPr>
-      </w:pPr>
-      <w:r>
-        <w:rPr>
-          <w:rFonts w:hint="eastAsia"/>
-          <w:lang w:val="en-US" w:eastAsia="zh-CN"/>
-        </w:rPr>
-        <w:t>漫漫桃园【2白】（1白）能力 罕见③⑦：</w:t>
-      </w:r>
-      <w:r>
-        <w:rPr>
-          <w:rFonts w:hint="eastAsia"/>
-          <w:lang w:val="en-US" w:eastAsia="zh-CN"/>
-        </w:rPr>
-        <w:br w:type="textWrapping"/>
-      </w:r>
-      <w:r>
-        <w:rPr>
-          <w:rFonts w:hint="eastAsia"/>
-          <w:lang w:val="en-US" w:eastAsia="zh"/>
-          <w:woUserID w:val="1"/>
-        </w:rPr>
-        <w:t>绝壁</w:t>
-      </w:r>
-      <w:r>
-        <w:rPr>
-          <w:rFonts w:hint="eastAsia"/>
-          <w:lang w:val="en-US" w:eastAsia="zh-CN"/>
-        </w:rPr>
-        <w:t>减少时获得1点</w:t>
-      </w:r>
-      <w:r>
-        <w:rPr>
-          <w:rFonts w:hint="eastAsia"/>
-          <w:lang w:val="en-US" w:eastAsia="zh"/>
-          <w:woUserID w:val="1"/>
-        </w:rPr>
-        <w:t>绝壁</w:t>
-      </w:r>
-      <w:r>
-        <w:rPr>
-          <w:rFonts w:hint="eastAsia"/>
-          <w:lang w:val="en-US" w:eastAsia="zh-CN"/>
-        </w:rPr>
-        <w:t>。</w:t>
-      </w:r>
-      <w:r>
-        <w:rPr>
-          <w:rFonts w:hint="eastAsia"/>
-          <w:lang w:val="en-US" w:eastAsia="zh-CN"/>
-        </w:rPr>
-        <w:br w:type="textWrapping"/>
-      </w:r>
-      <w:r>
-        <w:rPr>
-          <w:rFonts w:hint="eastAsia"/>
-          <w:lang w:val="en-US" w:eastAsia="zh-CN"/>
-        </w:rPr>
-        <w:t>（固有）</w:t>
-      </w:r>
-    </w:p>
-    <w:p>
-      <w:pPr>
-        <w:rPr>
-          <w:rFonts w:hint="default"/>
-          <w:lang w:val="en-US" w:eastAsia="zh-CN"/>
-        </w:rPr>
-      </w:pPr>
-    </w:p>
-    <w:p>
-      <w:pPr>
-        <w:rPr>
-          <w:rFonts w:hint="eastAsia"/>
-          <w:lang w:val="en-US" w:eastAsia="zh-CN"/>
-        </w:rPr>
-      </w:pPr>
-      <w:r>
-        <w:rPr>
-          <w:rFonts w:hint="default"/>
-          <w:lang w:val="en-US" w:eastAsia="zh-CN"/>
-        </w:rPr>
-        <w:t>清霖之愿</w:t>
-      </w:r>
-      <w:r>
-        <w:rPr>
-          <w:rFonts w:hint="eastAsia"/>
-          <w:lang w:val="en-US" w:eastAsia="zh-CN"/>
-        </w:rPr>
-        <w:t>【2任意1白】能力 罕见③⑧：</w:t>
-      </w:r>
-      <w:r>
-        <w:rPr>
-          <w:rFonts w:hint="eastAsia"/>
-          <w:lang w:val="en-US" w:eastAsia="zh-CN"/>
-        </w:rPr>
-        <w:br w:type="textWrapping"/>
-      </w:r>
-      <w:r>
-        <w:rPr>
-          <w:rFonts w:hint="eastAsia"/>
-          <w:lang w:val="en-US" w:eastAsia="zh-CN"/>
-        </w:rPr>
-        <w:t>每回合前2（3）次抽到诅咒或状态牌时，将其放逐并抽1张牌，庇护效果触发时此能力也会生效。</w:t>
-      </w:r>
-    </w:p>
-    <w:p>
-      <w:pPr>
-        <w:rPr>
-          <w:rFonts w:hint="eastAsia"/>
-          <w:lang w:val="en-US" w:eastAsia="zh-CN"/>
-        </w:rPr>
-      </w:pPr>
-    </w:p>
-    <w:p>
-      <w:pPr>
-        <w:rPr>
-          <w:rFonts w:hint="eastAsia"/>
-          <w:lang w:val="en-US" w:eastAsia="zh-CN"/>
-        </w:rPr>
-      </w:pPr>
-      <w:r>
-        <w:rPr>
-          <w:rFonts w:hint="eastAsia"/>
-          <w:lang w:val="en-US" w:eastAsia="zh-CN"/>
-        </w:rPr>
-        <w:t>天界之庇护【2白】（1白）能力 罕见③⑨：</w:t>
-      </w:r>
-      <w:r>
-        <w:rPr>
-          <w:rFonts w:hint="eastAsia"/>
-          <w:lang w:val="en-US" w:eastAsia="zh-CN"/>
-        </w:rPr>
-        <w:br w:type="textWrapping"/>
-      </w:r>
-      <w:r>
-        <w:rPr>
-          <w:rFonts w:hint="eastAsia"/>
-          <w:lang w:val="en-US" w:eastAsia="zh-CN"/>
-        </w:rPr>
-        <w:t>主角的回合开始时，获得1点白色法力。主角的普通回合结束时获得1层庇护。</w:t>
-      </w:r>
-      <w:r>
-        <w:rPr>
-          <w:rFonts w:hint="eastAsia"/>
-          <w:lang w:val="en-US" w:eastAsia="zh-CN"/>
-        </w:rPr>
-        <w:br w:type="textWrapping"/>
-      </w:r>
-      <w:r>
-        <w:rPr>
-          <w:rFonts w:hint="eastAsia"/>
-          <w:lang w:val="en-US" w:eastAsia="zh-CN"/>
-        </w:rPr>
-        <w:br w:type="textWrapping"/>
-      </w:r>
-      <w:r>
-        <w:rPr>
-          <w:rFonts w:hint="eastAsia"/>
-          <w:lang w:val="en-US" w:eastAsia="zh-CN"/>
-        </w:rPr>
-        <w:t>一念【2白】（1白）能力 罕见④⓪：</w:t>
-      </w:r>
-      <w:r>
-        <w:rPr>
-          <w:rFonts w:hint="eastAsia"/>
-          <w:lang w:val="en-US" w:eastAsia="zh-CN"/>
-        </w:rPr>
-        <w:br w:type="textWrapping"/>
-      </w:r>
-      <w:r>
-        <w:rPr>
-          <w:rFonts w:hint="eastAsia"/>
-          <w:lang w:val="en-US" w:eastAsia="zh-CN"/>
-        </w:rPr>
-        <w:t>每回合多抽一张牌。</w:t>
-      </w:r>
-      <w:r>
-        <w:rPr>
-          <w:rFonts w:hint="eastAsia"/>
-          <w:lang w:val="en-US" w:eastAsia="zh-CN"/>
-        </w:rPr>
-        <w:br w:type="textWrapping"/>
-      </w:r>
-      <w:r>
-        <w:rPr>
-          <w:rFonts w:hint="eastAsia"/>
-          <w:lang w:val="en-US" w:eastAsia="zh-CN"/>
-        </w:rPr>
-        <w:t>回合开始时，</w:t>
-      </w:r>
-      <w:r>
-        <w:rPr>
-          <w:rFonts w:hint="eastAsia"/>
-          <w:lang w:val="en-US" w:eastAsia="zh"/>
-          <w:woUserID w:val="1"/>
-        </w:rPr>
-        <w:t>至多</w:t>
-      </w:r>
-      <w:r>
-        <w:rPr>
-          <w:rFonts w:hint="eastAsia"/>
-          <w:lang w:val="en-US" w:eastAsia="zh-CN"/>
-        </w:rPr>
-        <w:t>选择一张手牌和弃牌堆内的一张手牌进行互换。</w:t>
-      </w:r>
-    </w:p>
-    <w:p>
-      <w:pPr>
-        <w:rPr>
-          <w:rFonts w:hint="eastAsia"/>
-          <w:lang w:val="en-US" w:eastAsia="zh-CN"/>
-        </w:rPr>
-      </w:pPr>
-      <w:r>
-        <w:rPr>
-          <w:rFonts w:hint="eastAsia"/>
-          <w:lang w:val="en-US" w:eastAsia="zh-CN"/>
-        </w:rPr>
-        <w:t>固有</w:t>
-      </w:r>
-      <w:r>
-        <w:rPr>
-          <w:rFonts w:hint="eastAsia"/>
-          <w:lang w:val="en-US" w:eastAsia="zh-CN"/>
-        </w:rPr>
-        <w:br w:type="textWrapping"/>
-      </w:r>
-      <w:r>
-        <w:rPr>
-          <w:rFonts w:hint="eastAsia"/>
-          <w:lang w:val="en-US" w:eastAsia="zh-CN"/>
-        </w:rPr>
-        <w:br w:type="textWrapping"/>
-      </w:r>
-      <w:r>
-        <w:rPr>
-          <w:rFonts w:hint="eastAsia"/>
-          <w:lang w:val="en-US" w:eastAsia="zh-CN"/>
-        </w:rPr>
-        <w:t>天人的耐性【3白】（2任意1白）能力 罕见④①：</w:t>
-      </w:r>
-      <w:r>
-        <w:rPr>
-          <w:rFonts w:hint="eastAsia"/>
-          <w:lang w:val="en-US" w:eastAsia="zh-CN"/>
-        </w:rPr>
-        <w:br w:type="textWrapping"/>
-      </w:r>
-      <w:r>
-        <w:rPr>
-          <w:rFonts w:hint="eastAsia"/>
-          <w:lang w:val="en-US" w:eastAsia="zh-CN"/>
-        </w:rPr>
-        <w:t>主角回合开始时保留上回合的至多10点格挡，并获得1点灵力，</w:t>
-      </w:r>
-      <w:r>
-        <w:rPr>
-          <w:rFonts w:hint="eastAsia"/>
-          <w:lang w:val="en-US" w:eastAsia="zh"/>
-          <w:woUserID w:val="1"/>
-        </w:rPr>
-        <w:t>至多</w:t>
-      </w:r>
-      <w:r>
-        <w:rPr>
-          <w:rFonts w:hint="eastAsia"/>
-          <w:lang w:val="en-US" w:eastAsia="zh-CN"/>
-        </w:rPr>
-        <w:t>获得3点灵力。</w:t>
-      </w:r>
-      <w:r>
-        <w:rPr>
-          <w:rFonts w:hint="eastAsia"/>
-          <w:lang w:val="en-US" w:eastAsia="zh-CN"/>
-        </w:rPr>
-        <w:br w:type="textWrapping"/>
-      </w:r>
-    </w:p>
-    <w:p>
-      <w:pPr>
-        <w:rPr>
-          <w:rFonts w:hint="eastAsia"/>
-          <w:lang w:val="en-US" w:eastAsia="zh-CN"/>
-        </w:rPr>
-      </w:pPr>
-      <w:r>
-        <w:rPr>
-          <w:rFonts w:hint="eastAsia"/>
-          <w:lang w:val="en-US" w:eastAsia="zh-CN"/>
-        </w:rPr>
-        <w:t>天人之气 【1白 1红】（1红白混色）能力 罕见④②：</w:t>
-      </w:r>
-    </w:p>
-    <w:p>
-      <w:pPr>
-        <w:rPr>
-          <w:rFonts w:hint="eastAsia"/>
-          <w:lang w:val="en-US" w:eastAsia="zh-CN"/>
-        </w:rPr>
-      </w:pPr>
-      <w:r>
-        <w:rPr>
-          <w:rFonts w:hint="eastAsia"/>
-          <w:lang w:val="en-US" w:eastAsia="zh-CN"/>
-        </w:rPr>
-        <w:t>使具有奇偶关键字的牌打出时，奇偶效果变为选择触发。</w:t>
-      </w:r>
-    </w:p>
-    <w:p>
-      <w:pPr>
-        <w:rPr>
-          <w:rFonts w:hint="eastAsia"/>
-          <w:lang w:val="en-US" w:eastAsia="zh-CN"/>
-        </w:rPr>
-      </w:pPr>
-    </w:p>
-    <w:p>
-      <w:pPr>
-        <w:rPr>
-          <w:rFonts w:hint="default"/>
-          <w:lang w:val="en-US" w:eastAsia="zh-CN"/>
-        </w:rPr>
-      </w:pPr>
-      <w:r>
-        <w:rPr>
-          <w:rFonts w:hint="eastAsia"/>
-          <w:lang w:val="en-US" w:eastAsia="zh-CN"/>
-        </w:rPr>
-        <w:t>天人永不落俗【1白1红】（2红白混色）能力 罕见④③：</w:t>
-      </w:r>
-    </w:p>
-    <w:p>
-      <w:pPr>
-        <w:rPr>
-          <w:rFonts w:hint="eastAsia"/>
-          <w:lang w:val="en-US" w:eastAsia="zh-CN"/>
-        </w:rPr>
-      </w:pPr>
-      <w:r>
-        <w:rPr>
-          <w:rFonts w:hint="eastAsia"/>
-          <w:lang w:val="en-US" w:eastAsia="zh-CN"/>
-        </w:rPr>
-        <w:t>每回合开始时，回合数为奇数则获得1点火力。</w:t>
-      </w:r>
-    </w:p>
-    <w:p>
-      <w:pPr>
-        <w:rPr>
-          <w:rFonts w:hint="eastAsia"/>
-          <w:lang w:val="en-US" w:eastAsia="zh-CN"/>
-        </w:rPr>
-      </w:pPr>
-      <w:r>
-        <w:rPr>
-          <w:rFonts w:hint="eastAsia"/>
-          <w:lang w:val="en-US" w:eastAsia="zh-CN"/>
-        </w:rPr>
-        <w:t>回合数为偶数获得火力数同等（x1.5倍）的格挡。</w:t>
-      </w:r>
-    </w:p>
-    <w:p>
-      <w:pPr>
-        <w:rPr>
-          <w:rFonts w:hint="eastAsia"/>
-          <w:lang w:val="en-US" w:eastAsia="zh-CN"/>
-        </w:rPr>
-      </w:pPr>
-    </w:p>
-    <w:p>
-      <w:pPr>
-        <w:rPr>
-          <w:rFonts w:hint="eastAsia"/>
-          <w:lang w:val="en-US" w:eastAsia="zh-CN"/>
-        </w:rPr>
-      </w:pPr>
-      <w:r>
-        <w:rPr>
-          <w:rFonts w:hint="eastAsia"/>
-          <w:lang w:val="en-US" w:eastAsia="zh-CN"/>
-        </w:rPr>
-        <w:t>稀有：</w:t>
-      </w:r>
-      <w:r>
-        <w:rPr>
-          <w:rFonts w:hint="eastAsia"/>
-          <w:lang w:val="en-US" w:eastAsia="zh-CN"/>
-        </w:rPr>
-        <w:br w:type="textWrapping"/>
-      </w:r>
-      <w:r>
-        <w:rPr>
-          <w:rFonts w:hint="eastAsia"/>
-          <w:lang w:val="en-US" w:eastAsia="zh-CN"/>
-        </w:rPr>
-        <w:t>终绝的一剑【1红】攻击 稀有④④：4610</w:t>
-      </w:r>
-      <w:r>
-        <w:rPr>
-          <w:rFonts w:hint="eastAsia"/>
-          <w:lang w:val="en-US" w:eastAsia="zh-CN"/>
-        </w:rPr>
-        <w:br w:type="textWrapping"/>
-      </w:r>
-      <w:r>
-        <w:rPr>
-          <w:rFonts w:hint="eastAsia"/>
-          <w:lang w:val="en-US" w:eastAsia="zh-CN"/>
-        </w:rPr>
-        <w:t>造成9（12）点伤害。</w:t>
-      </w:r>
-      <w:r>
-        <w:rPr>
-          <w:rFonts w:hint="eastAsia"/>
-          <w:lang w:val="en-US" w:eastAsia="zh-CN"/>
-        </w:rPr>
-        <w:br w:type="textWrapping"/>
-      </w:r>
-      <w:r>
-        <w:rPr>
-          <w:rFonts w:hint="eastAsia"/>
-          <w:lang w:val="en-US" w:eastAsia="zh-CN"/>
-        </w:rPr>
-        <w:t>该敌人每失去</w:t>
-      </w:r>
-      <w:r>
-        <w:rPr>
-          <w:rFonts w:hint="eastAsia"/>
-          <w:lang w:val="en-US" w:eastAsia="zh"/>
-          <w:woUserID w:val="1"/>
-        </w:rPr>
-        <w:t>4</w:t>
-      </w:r>
-      <w:r>
-        <w:rPr>
-          <w:rFonts w:hint="eastAsia"/>
-          <w:lang w:val="en-US" w:eastAsia="zh-CN"/>
-        </w:rPr>
-        <w:t>%生命值该手牌的伤害就</w:t>
-      </w:r>
-      <w:r>
-        <w:rPr>
-          <w:rFonts w:hint="eastAsia"/>
-          <w:lang w:val="en-US" w:eastAsia="zh"/>
-          <w:woUserID w:val="1"/>
-        </w:rPr>
-        <w:t>额外</w:t>
-      </w:r>
-      <w:r>
-        <w:rPr>
-          <w:rFonts w:hint="eastAsia"/>
-          <w:lang w:val="en-US" w:eastAsia="zh-CN"/>
-        </w:rPr>
-        <w:t>提高</w:t>
-      </w:r>
-      <w:r>
-        <w:rPr>
-          <w:rFonts w:hint="eastAsia"/>
-          <w:lang w:val="en-US" w:eastAsia="zh"/>
-          <w:woUserID w:val="1"/>
-        </w:rPr>
-        <w:t>该敌人最大生命值</w:t>
-      </w:r>
-      <w:r>
-        <w:rPr>
-          <w:rFonts w:hint="eastAsia"/>
-          <w:lang w:val="en-US" w:eastAsia="zh-CN"/>
-        </w:rPr>
-        <w:t>2%（3%）</w:t>
-      </w:r>
-      <w:r>
-        <w:rPr>
-          <w:rFonts w:hint="eastAsia"/>
-          <w:lang w:val="en-US" w:eastAsia="zh"/>
-          <w:woUserID w:val="1"/>
-        </w:rPr>
-        <w:t>的</w:t>
-      </w:r>
-      <w:r>
-        <w:rPr>
-          <w:rFonts w:hint="eastAsia"/>
-          <w:lang w:val="en-US" w:eastAsia="zh-CN"/>
-        </w:rPr>
-        <w:t>伤害。</w:t>
-      </w:r>
-    </w:p>
-    <w:p>
-      <w:pPr>
-        <w:rPr>
-          <w:rFonts w:hint="eastAsia" w:eastAsiaTheme="minorEastAsia"/>
-          <w:lang w:val="en-US" w:eastAsia="zh"/>
-          <w:woUserID w:val="1"/>
-        </w:rPr>
-      </w:pPr>
-      <w:r>
-        <w:rPr>
-          <w:rFonts w:hint="eastAsia"/>
-          <w:lang w:val="en-US" w:eastAsia="zh-CN"/>
-        </w:rPr>
-        <w:t>放逐 保留</w:t>
-      </w:r>
-      <w:r>
-        <w:rPr>
-          <w:rFonts w:hint="eastAsia"/>
-          <w:lang w:val="en-US" w:eastAsia="zh"/>
-          <w:woUserID w:val="1"/>
-        </w:rPr>
-        <w:t xml:space="preserve"> 精准</w:t>
-      </w:r>
-    </w:p>
-    <w:p>
-      <w:pPr>
-        <w:rPr>
-          <w:rFonts w:hint="eastAsia"/>
-          <w:lang w:val="en-US" w:eastAsia="zh-CN"/>
-        </w:rPr>
-      </w:pPr>
-    </w:p>
-    <w:p>
-      <w:pPr>
-        <w:rPr>
-          <w:rFonts w:hint="eastAsia" w:eastAsiaTheme="minorEastAsia"/>
-          <w:lang w:val="en-US" w:eastAsia="zh"/>
-          <w:woUserID w:val="1"/>
-        </w:rPr>
-      </w:pPr>
-      <w:r>
-        <w:rPr>
-          <w:rFonts w:hint="eastAsia"/>
-          <w:lang w:val="en-US" w:eastAsia="zh-CN"/>
-        </w:rPr>
-        <w:t>先忧后乐之剑【1红】（1任意）攻击 稀有④⑤：510</w:t>
-      </w:r>
-      <w:r>
-        <w:rPr>
-          <w:rFonts w:hint="eastAsia"/>
-          <w:lang w:val="en-US" w:eastAsia="zh-CN"/>
-        </w:rPr>
-        <w:br w:type="textWrapping"/>
-      </w:r>
-      <w:r>
-        <w:rPr>
-          <w:rFonts w:hint="eastAsia"/>
-          <w:lang w:val="en-US" w:eastAsia="zh-CN"/>
-        </w:rPr>
-        <w:t>造成12（14）点伤害。</w:t>
-      </w:r>
-      <w:r>
-        <w:rPr>
-          <w:rFonts w:hint="eastAsia"/>
-          <w:lang w:val="en-US" w:eastAsia="zh-CN"/>
-        </w:rPr>
-        <w:br w:type="textWrapping"/>
-      </w:r>
-      <w:r>
-        <w:rPr>
-          <w:rFonts w:hint="eastAsia"/>
-          <w:lang w:val="en-US" w:eastAsia="zh"/>
-          <w:woUserID w:val="1"/>
-        </w:rPr>
-        <w:t>奇偶 手牌数量：</w:t>
-      </w:r>
-    </w:p>
-    <w:p>
-      <w:pPr>
-        <w:rPr>
-          <w:rFonts w:hint="eastAsia"/>
-          <w:lang w:val="en-US" w:eastAsia="zh-CN"/>
-        </w:rPr>
-      </w:pPr>
-      <w:r>
-        <w:rPr>
-          <w:rFonts w:hint="eastAsia"/>
-          <w:lang w:val="en-US" w:eastAsia="zh-CN"/>
-        </w:rPr>
-        <w:t>奇数</w:t>
-      </w:r>
-      <w:r>
-        <w:rPr>
-          <w:rFonts w:hint="eastAsia"/>
-          <w:lang w:val="en-US" w:eastAsia="zh"/>
-          <w:woUserID w:val="1"/>
-        </w:rPr>
-        <w:t>：</w:t>
-      </w:r>
-      <w:r>
-        <w:rPr>
-          <w:rFonts w:hint="eastAsia"/>
-          <w:lang w:val="en-US" w:eastAsia="zh-CN"/>
-        </w:rPr>
-        <w:t>打出后将该手牌置于抽牌堆顶部。</w:t>
-      </w:r>
-      <w:r>
-        <w:rPr>
-          <w:rFonts w:hint="eastAsia"/>
-          <w:lang w:val="en-US" w:eastAsia="zh-CN"/>
-        </w:rPr>
-        <w:br w:type="textWrapping"/>
-      </w:r>
-      <w:r>
-        <w:rPr>
-          <w:rFonts w:hint="eastAsia"/>
-          <w:lang w:val="en-US" w:eastAsia="zh-CN"/>
-        </w:rPr>
-        <w:t>偶数</w:t>
-      </w:r>
-      <w:r>
-        <w:rPr>
-          <w:rFonts w:hint="eastAsia"/>
-          <w:lang w:val="en-US" w:eastAsia="zh"/>
-          <w:woUserID w:val="1"/>
-        </w:rPr>
-        <w:t>：</w:t>
-      </w:r>
-      <w:r>
-        <w:rPr>
-          <w:rFonts w:hint="eastAsia"/>
-          <w:lang w:val="en-US" w:eastAsia="zh-CN"/>
-        </w:rPr>
-        <w:t>保留所有手牌一回合。</w:t>
-      </w:r>
-    </w:p>
-    <w:p>
-      <w:pPr>
-        <w:rPr>
-          <w:rFonts w:hint="default"/>
-          <w:lang w:val="en-US" w:eastAsia="zh-CN"/>
-        </w:rPr>
-      </w:pPr>
-      <w:r>
-        <w:rPr>
-          <w:rFonts w:hint="eastAsia"/>
-          <w:lang w:val="en-US" w:eastAsia="zh-CN"/>
-        </w:rPr>
-        <w:t>奇偶</w:t>
-      </w:r>
-    </w:p>
-    <w:p>
-      <w:pPr>
-        <w:rPr>
-          <w:rFonts w:hint="eastAsia"/>
-          <w:lang w:val="en-US" w:eastAsia="zh-CN"/>
-        </w:rPr>
-      </w:pPr>
-    </w:p>
-    <w:p>
-      <w:pPr>
-        <w:rPr>
-          <w:rFonts w:hint="default"/>
-          <w:lang w:val="en-US" w:eastAsia="zh-CN"/>
-        </w:rPr>
-      </w:pPr>
-      <w:r>
-        <w:rPr>
-          <w:rFonts w:hint="eastAsia"/>
-          <w:lang w:val="en-US" w:eastAsia="zh-CN"/>
-        </w:rPr>
-        <w:t>非想「非想非非想之剑」【3任意1红】（2任意1红）攻击 稀有④⑥：7160</w:t>
-      </w:r>
-    </w:p>
-    <w:p>
-      <w:pPr>
-        <w:rPr>
-          <w:rFonts w:hint="default"/>
-          <w:lang w:val="en-US" w:eastAsia="zh-CN"/>
-        </w:rPr>
-      </w:pPr>
-      <w:r>
-        <w:rPr>
-          <w:rFonts w:hint="eastAsia"/>
-          <w:lang w:val="en-US" w:eastAsia="zh-CN"/>
-        </w:rPr>
-        <w:t>造成18（24）点伤害。</w:t>
-      </w:r>
-      <w:r>
-        <w:rPr>
-          <w:rFonts w:hint="eastAsia"/>
-          <w:lang w:val="en-US" w:eastAsia="zh-CN"/>
-        </w:rPr>
-        <w:br w:type="textWrapping"/>
-      </w:r>
-      <w:r>
-        <w:rPr>
-          <w:rFonts w:hint="eastAsia"/>
-          <w:lang w:val="en-US" w:eastAsia="zh"/>
-          <w:woUserID w:val="1"/>
-        </w:rPr>
-        <w:t>下回合</w:t>
-      </w:r>
-      <w:r>
-        <w:rPr>
-          <w:rFonts w:hint="eastAsia"/>
-          <w:lang w:val="en-US" w:eastAsia="zh-CN"/>
-        </w:rPr>
-        <w:t>随机释放1种天气效果</w:t>
-      </w:r>
-      <w:r>
-        <w:rPr>
-          <w:rFonts w:hint="eastAsia"/>
-          <w:lang w:val="en-US" w:eastAsia="zh"/>
-          <w:woUserID w:val="1"/>
-        </w:rPr>
-        <w:t>，</w:t>
-      </w:r>
-      <w:r>
-        <w:rPr>
-          <w:rFonts w:hint="eastAsia"/>
-          <w:lang w:val="en-US" w:eastAsia="zh-CN"/>
-        </w:rPr>
-        <w:t>持续2（3）回合。</w:t>
-      </w:r>
-    </w:p>
-    <w:p>
-      <w:pPr>
-        <w:rPr>
-          <w:rFonts w:hint="default"/>
-          <w:lang w:val="en-US" w:eastAsia="zh-CN"/>
-        </w:rPr>
-      </w:pPr>
-      <w:r>
-        <w:rPr>
-          <w:rFonts w:hint="eastAsia"/>
-          <w:lang w:val="en-US" w:eastAsia="zh-CN"/>
-        </w:rPr>
-        <w:t>结束主角的回合，</w:t>
-      </w:r>
-      <w:r>
-        <w:rPr>
-          <w:rFonts w:hint="default"/>
-          <w:lang w:val="en-US" w:eastAsia="zh-CN"/>
-        </w:rPr>
-        <w:t>进行一个额外的回合。</w:t>
-      </w:r>
-    </w:p>
-    <w:p>
-      <w:pPr>
-        <w:rPr>
-          <w:rFonts w:hint="default"/>
-          <w:lang w:val="en-US" w:eastAsia="zh-CN"/>
-        </w:rPr>
-      </w:pPr>
-      <w:r>
-        <w:rPr>
-          <w:rFonts w:hint="default"/>
-          <w:lang w:val="en-US" w:eastAsia="zh-CN"/>
-        </w:rPr>
-        <w:t>时间有限</w:t>
-      </w:r>
-      <w:r>
-        <w:rPr>
-          <w:rFonts w:hint="eastAsia"/>
-          <w:lang w:val="en-US" w:eastAsia="zh-CN"/>
-        </w:rPr>
-        <w:t>1任意费用</w:t>
-      </w:r>
-      <w:r>
-        <w:rPr>
-          <w:rFonts w:hint="default"/>
-          <w:lang w:val="en-US" w:eastAsia="zh-CN"/>
-        </w:rPr>
-        <w:t>。</w:t>
-      </w:r>
-    </w:p>
-    <w:p>
-      <w:pPr>
-        <w:rPr>
-          <w:rFonts w:hint="eastAsia" w:eastAsiaTheme="minorEastAsia"/>
-          <w:lang w:val="en-US" w:eastAsia="zh"/>
-          <w:woUserID w:val="1"/>
-        </w:rPr>
-      </w:pPr>
-      <w:r>
-        <w:rPr>
-          <w:rFonts w:hint="eastAsia"/>
-          <w:lang w:val="en-US" w:eastAsia="zh"/>
-          <w:woUserID w:val="1"/>
-        </w:rPr>
-        <w:t>天气 精准</w:t>
-      </w:r>
       <w:bookmarkStart w:id="0" w:name="_GoBack"/>
       <w:bookmarkEnd w:id="0"/>
+      <w:r>
+        <w:rPr>
+          <w:rFonts w:hint="eastAsia"/>
+          <w:lang w:val="en-US" w:eastAsia="zh-CN"/>
+        </w:rPr>
+        <w:br w:type="textWrapping"/>
+      </w:r>
+      <w:r>
+        <w:rPr>
+          <w:rFonts w:hint="eastAsia"/>
+          <w:lang w:val="en-US" w:eastAsia="zh-CN"/>
+        </w:rPr>
+        <w:t>每多打出一次该手牌获得的护盾就额外+1（+2）。</w:t>
+      </w:r>
+    </w:p>
+    <w:p>
+      <w:pPr>
+        <w:rPr>
+          <w:rFonts w:hint="eastAsia"/>
+          <w:lang w:val="en-US" w:eastAsia="zh-CN"/>
+        </w:rPr>
+      </w:pPr>
+    </w:p>
+    <w:p>
+      <w:pPr>
+        <w:rPr>
+          <w:rFonts w:hint="eastAsia"/>
+          <w:lang w:val="en-US" w:eastAsia="zh-CN"/>
+        </w:rPr>
+      </w:pPr>
+      <w:r>
+        <w:rPr>
+          <w:rFonts w:hint="eastAsia"/>
+          <w:lang w:val="en-US" w:eastAsia="zh-CN"/>
+        </w:rPr>
+        <w:t>晴空万里【1白】（1任意）防御 罕见②⑤：</w:t>
+      </w:r>
+      <w:r>
+        <w:rPr>
+          <w:rFonts w:hint="eastAsia"/>
+          <w:lang w:val="en-US" w:eastAsia="zh-CN"/>
+        </w:rPr>
+        <w:br w:type="textWrapping"/>
+      </w:r>
+      <w:r>
+        <w:rPr>
+          <w:rFonts w:hint="eastAsia"/>
+          <w:lang w:val="en-US" w:eastAsia="zh-CN"/>
+        </w:rPr>
+        <w:t>选择从手牌，抽牌堆和弃牌堆中选择至多2张牌放逐。</w:t>
+      </w:r>
+    </w:p>
+    <w:p>
+      <w:pPr>
+        <w:rPr>
+          <w:rFonts w:hint="eastAsia"/>
+          <w:lang w:val="en-US" w:eastAsia="zh-CN"/>
+        </w:rPr>
+      </w:pPr>
+      <w:r>
+        <w:rPr>
+          <w:rFonts w:hint="eastAsia"/>
+          <w:lang w:val="en-US" w:eastAsia="zh-CN"/>
+        </w:rPr>
+        <w:t>每放逐一张牌就获得5（6）点护盾。</w:t>
+      </w:r>
+    </w:p>
+    <w:p>
+      <w:pPr>
+        <w:rPr>
+          <w:rFonts w:hint="default"/>
+          <w:lang w:val="en-US" w:eastAsia="zh-CN"/>
+        </w:rPr>
+      </w:pPr>
+      <w:r>
+        <w:rPr>
+          <w:rFonts w:hint="eastAsia"/>
+          <w:lang w:val="en-US" w:eastAsia="zh-CN"/>
+        </w:rPr>
+        <w:t>放逐（回响）</w:t>
+      </w:r>
+    </w:p>
+    <w:p>
+      <w:pPr>
+        <w:rPr>
+          <w:rFonts w:hint="eastAsia"/>
+          <w:lang w:val="en-US" w:eastAsia="zh-CN"/>
+        </w:rPr>
+      </w:pPr>
+    </w:p>
+    <w:p>
+      <w:pPr>
+        <w:rPr>
+          <w:rFonts w:hint="eastAsia" w:eastAsiaTheme="minorEastAsia"/>
+          <w:lang w:val="en-US" w:eastAsia="zh"/>
+          <w:woUserID w:val="1"/>
+        </w:rPr>
+      </w:pPr>
+      <w:r>
+        <w:rPr>
+          <w:rFonts w:hint="default"/>
+          <w:lang w:val="en-US" w:eastAsia="zh-CN"/>
+        </w:rPr>
+        <w:t>有顶天穹</w:t>
+      </w:r>
+      <w:r>
+        <w:rPr>
+          <w:rFonts w:hint="eastAsia"/>
+          <w:lang w:val="en-US" w:eastAsia="zh"/>
+          <w:woUserID w:val="1"/>
+        </w:rPr>
+        <w:t>【</w:t>
+      </w:r>
+      <w:r>
+        <w:rPr>
+          <w:rFonts w:hint="eastAsia"/>
+          <w:lang w:val="en-US" w:eastAsia="zh-CN"/>
+        </w:rPr>
+        <w:t>1白</w:t>
+      </w:r>
+      <w:r>
+        <w:rPr>
+          <w:rFonts w:hint="eastAsia"/>
+          <w:lang w:val="en-US" w:eastAsia="zh"/>
+          <w:woUserID w:val="1"/>
+        </w:rPr>
+        <w:t>】（1任意）</w:t>
+      </w:r>
+      <w:r>
+        <w:rPr>
+          <w:rFonts w:hint="eastAsia"/>
+          <w:lang w:val="en-US" w:eastAsia="zh-CN"/>
+        </w:rPr>
+        <w:t>防御 罕见②⑥：</w:t>
+      </w:r>
+    </w:p>
+    <w:p>
+      <w:pPr>
+        <w:rPr>
+          <w:rFonts w:hint="default"/>
+          <w:lang w:val="en-US" w:eastAsia="zh-CN"/>
+        </w:rPr>
+      </w:pPr>
+      <w:r>
+        <w:rPr>
+          <w:rFonts w:hint="default"/>
+          <w:lang w:val="en-US" w:eastAsia="zh-CN"/>
+        </w:rPr>
+        <w:t>获得</w:t>
+      </w:r>
+      <w:r>
+        <w:rPr>
+          <w:rFonts w:hint="eastAsia"/>
+          <w:lang w:val="en-US" w:eastAsia="zh"/>
+          <w:woUserID w:val="1"/>
+        </w:rPr>
+        <w:t>8</w:t>
+      </w:r>
+      <w:r>
+        <w:rPr>
+          <w:rFonts w:hint="default"/>
+          <w:lang w:val="en-US" w:eastAsia="zh-CN"/>
+        </w:rPr>
+        <w:t>点格挡。</w:t>
+      </w:r>
+    </w:p>
+    <w:p>
+      <w:pPr>
+        <w:rPr>
+          <w:rFonts w:hint="default"/>
+          <w:lang w:val="en-US" w:eastAsia="zh-CN"/>
+        </w:rPr>
+      </w:pPr>
+      <w:r>
+        <w:rPr>
+          <w:rFonts w:hint="default"/>
+          <w:lang w:val="en-US" w:eastAsia="zh-CN"/>
+        </w:rPr>
+        <w:t>抽</w:t>
+      </w:r>
+      <w:r>
+        <w:rPr>
+          <w:rFonts w:hint="eastAsia"/>
+          <w:lang w:val="en-US" w:eastAsia="zh"/>
+          <w:woUserID w:val="1"/>
+        </w:rPr>
+        <w:t>1（2）</w:t>
+      </w:r>
+      <w:r>
+        <w:rPr>
+          <w:rFonts w:hint="default"/>
+          <w:lang w:val="en-US" w:eastAsia="zh-CN"/>
+        </w:rPr>
+        <w:t>张牌。</w:t>
+      </w:r>
+    </w:p>
+    <w:p>
+      <w:pPr>
+        <w:rPr>
+          <w:rFonts w:hint="default"/>
+          <w:lang w:val="en-US" w:eastAsia="zh-CN"/>
+        </w:rPr>
+      </w:pPr>
+    </w:p>
+    <w:p>
+      <w:pPr>
+        <w:rPr>
+          <w:rFonts w:hint="eastAsia"/>
+          <w:lang w:val="en-US" w:eastAsia="zh-CN"/>
+        </w:rPr>
+      </w:pPr>
+      <w:r>
+        <w:rPr>
+          <w:rFonts w:hint="eastAsia"/>
+          <w:lang w:val="en-US" w:eastAsia="zh-CN"/>
+        </w:rPr>
+        <w:t>天气观测【1任意1白】（1任意）防御 罕见②⑦：</w:t>
+      </w:r>
+      <w:r>
+        <w:rPr>
+          <w:rFonts w:hint="eastAsia"/>
+          <w:lang w:val="en-US" w:eastAsia="zh-CN"/>
+        </w:rPr>
+        <w:br w:type="textWrapping"/>
+      </w:r>
+      <w:r>
+        <w:rPr>
+          <w:rFonts w:hint="eastAsia"/>
+          <w:lang w:val="en-US" w:eastAsia="zh-CN"/>
+        </w:rPr>
+        <w:t>下回合释放一种天气，持续两回合。</w:t>
+      </w:r>
+      <w:r>
+        <w:rPr>
+          <w:rFonts w:hint="eastAsia"/>
+          <w:lang w:val="en-US" w:eastAsia="zh-CN"/>
+        </w:rPr>
+        <w:br w:type="textWrapping"/>
+      </w:r>
+      <w:r>
+        <w:rPr>
+          <w:rFonts w:hint="eastAsia"/>
+          <w:lang w:val="en-US" w:eastAsia="zh-CN"/>
+        </w:rPr>
+        <w:t>获得7（11）点格挡。</w:t>
+      </w:r>
+    </w:p>
+    <w:p>
+      <w:pPr>
+        <w:rPr>
+          <w:rFonts w:hint="eastAsia"/>
+          <w:lang w:val="en-US" w:eastAsia="zh-CN"/>
+        </w:rPr>
+      </w:pPr>
+      <w:r>
+        <w:rPr>
+          <w:rFonts w:hint="eastAsia"/>
+          <w:lang w:val="en-US" w:eastAsia="zh"/>
+          <w:woUserID w:val="1"/>
+        </w:rPr>
+        <w:t>天气</w:t>
+      </w:r>
+      <w:r>
+        <w:rPr>
+          <w:rFonts w:hint="default"/>
+          <w:lang w:val="en-US" w:eastAsia="zh-CN"/>
+        </w:rPr>
+        <w:br w:type="textWrapping"/>
+      </w:r>
+      <w:r>
+        <w:rPr>
+          <w:rFonts w:hint="default"/>
+          <w:lang w:val="en-US" w:eastAsia="zh-CN"/>
+        </w:rPr>
+        <w:br w:type="textWrapping"/>
+      </w:r>
+      <w:r>
+        <w:rPr>
+          <w:rFonts w:hint="default"/>
+          <w:lang w:val="en-US" w:eastAsia="zh-CN"/>
+        </w:rPr>
+        <w:t>桃枝庇护</w:t>
+      </w:r>
+      <w:r>
+        <w:rPr>
+          <w:rFonts w:hint="eastAsia"/>
+          <w:lang w:val="en-US" w:eastAsia="zh-CN"/>
+        </w:rPr>
+        <w:t>【1白】（1任意）防御 罕见②⑧：</w:t>
+      </w:r>
+      <w:r>
+        <w:rPr>
+          <w:rFonts w:hint="eastAsia"/>
+          <w:lang w:val="en-US" w:eastAsia="zh-CN"/>
+        </w:rPr>
+        <w:br w:type="textWrapping"/>
+      </w:r>
+      <w:r>
+        <w:rPr>
+          <w:rFonts w:hint="eastAsia"/>
+          <w:lang w:val="en-US" w:eastAsia="zh-CN"/>
+        </w:rPr>
+        <w:t>获得8（12）点格挡。</w:t>
+      </w:r>
+    </w:p>
+    <w:p>
+      <w:pPr>
+        <w:rPr>
+          <w:rFonts w:hint="eastAsia"/>
+          <w:lang w:val="en-US" w:eastAsia="zh-CN"/>
+        </w:rPr>
+      </w:pPr>
+      <w:r>
+        <w:rPr>
+          <w:rFonts w:hint="eastAsia"/>
+          <w:lang w:val="en-US" w:eastAsia="zh"/>
+          <w:woUserID w:val="1"/>
+        </w:rPr>
+        <w:t>奇偶 手牌数量：</w:t>
+      </w:r>
+      <w:r>
+        <w:rPr>
+          <w:rFonts w:hint="eastAsia"/>
+          <w:lang w:val="en-US" w:eastAsia="zh-CN"/>
+        </w:rPr>
+        <w:br w:type="textWrapping"/>
+      </w:r>
+      <w:r>
+        <w:rPr>
+          <w:rFonts w:hint="eastAsia"/>
+          <w:lang w:val="en-US" w:eastAsia="zh-CN"/>
+        </w:rPr>
+        <w:t>奇数</w:t>
+      </w:r>
+      <w:r>
+        <w:rPr>
+          <w:rFonts w:hint="eastAsia"/>
+          <w:lang w:val="en-US" w:eastAsia="zh"/>
+          <w:woUserID w:val="1"/>
+        </w:rPr>
+        <w:t>：</w:t>
+      </w:r>
+      <w:r>
+        <w:rPr>
+          <w:rFonts w:hint="eastAsia"/>
+          <w:lang w:val="en-US" w:eastAsia="zh-CN"/>
+        </w:rPr>
+        <w:t>获得2（4）点</w:t>
+      </w:r>
+      <w:r>
+        <w:rPr>
+          <w:rFonts w:hint="eastAsia"/>
+          <w:lang w:val="en-US" w:eastAsia="zh"/>
+          <w:woUserID w:val="1"/>
+        </w:rPr>
+        <w:t>绝壁</w:t>
+      </w:r>
+      <w:r>
+        <w:rPr>
+          <w:rFonts w:hint="eastAsia"/>
+          <w:lang w:val="en-US" w:eastAsia="zh-CN"/>
+        </w:rPr>
+        <w:t>。</w:t>
+      </w:r>
+      <w:r>
+        <w:rPr>
+          <w:rFonts w:hint="eastAsia"/>
+          <w:lang w:val="en-US" w:eastAsia="zh-CN"/>
+        </w:rPr>
+        <w:br w:type="textWrapping"/>
+      </w:r>
+      <w:r>
+        <w:rPr>
+          <w:rFonts w:hint="eastAsia"/>
+          <w:lang w:val="en-US" w:eastAsia="zh-CN"/>
+        </w:rPr>
+        <w:t>偶数</w:t>
+      </w:r>
+      <w:r>
+        <w:rPr>
+          <w:rFonts w:hint="eastAsia"/>
+          <w:lang w:val="en-US" w:eastAsia="zh"/>
+          <w:woUserID w:val="1"/>
+        </w:rPr>
+        <w:t>：</w:t>
+      </w:r>
+      <w:r>
+        <w:rPr>
+          <w:rFonts w:hint="eastAsia"/>
+          <w:lang w:val="en-US" w:eastAsia="zh-CN"/>
+        </w:rPr>
+        <w:t>抽1张牌。</w:t>
+      </w:r>
+    </w:p>
+    <w:p>
+      <w:pPr>
+        <w:rPr>
+          <w:rFonts w:hint="default"/>
+          <w:lang w:val="en-US" w:eastAsia="zh-CN"/>
+        </w:rPr>
+      </w:pPr>
+      <w:r>
+        <w:rPr>
+          <w:rFonts w:hint="eastAsia"/>
+          <w:lang w:val="en-US" w:eastAsia="zh-CN"/>
+        </w:rPr>
+        <w:t>奇偶</w:t>
+      </w:r>
+    </w:p>
+    <w:p>
+      <w:pPr>
+        <w:rPr>
+          <w:rFonts w:hint="eastAsia"/>
+          <w:lang w:val="en-US" w:eastAsia="zh-CN"/>
+        </w:rPr>
+      </w:pPr>
+    </w:p>
+    <w:p>
+      <w:pPr>
+        <w:rPr>
+          <w:rFonts w:hint="eastAsia"/>
+          <w:lang w:val="en-US" w:eastAsia="zh-CN"/>
+        </w:rPr>
+      </w:pPr>
+      <w:r>
+        <w:rPr>
+          <w:rFonts w:hint="default"/>
+          <w:lang w:val="en-US" w:eastAsia="zh-CN"/>
+        </w:rPr>
+        <w:t>无垢之土</w:t>
+      </w:r>
+      <w:r>
+        <w:rPr>
+          <w:rFonts w:hint="eastAsia"/>
+          <w:lang w:val="en-US" w:eastAsia="zh-CN"/>
+        </w:rPr>
+        <w:t>【1白】防御 罕见②⑨：</w:t>
+      </w:r>
+    </w:p>
+    <w:p>
+      <w:pPr>
+        <w:rPr>
+          <w:rFonts w:hint="default"/>
+          <w:lang w:val="en-US" w:eastAsia="zh-CN"/>
+        </w:rPr>
+      </w:pPr>
+      <w:r>
+        <w:rPr>
+          <w:rFonts w:hint="eastAsia"/>
+          <w:lang w:val="en-US" w:eastAsia="zh-CN"/>
+        </w:rPr>
+        <w:t>选择一张手牌丢弃。</w:t>
+      </w:r>
+      <w:r>
+        <w:rPr>
+          <w:rFonts w:hint="eastAsia"/>
+          <w:lang w:val="en-US" w:eastAsia="zh-CN"/>
+        </w:rPr>
+        <w:br w:type="textWrapping"/>
+      </w:r>
+      <w:r>
+        <w:rPr>
+          <w:rFonts w:hint="eastAsia"/>
+          <w:lang w:val="en-US" w:eastAsia="zh-CN"/>
+        </w:rPr>
+        <w:t>获得8（12）点格挡。</w:t>
+      </w:r>
+      <w:r>
+        <w:rPr>
+          <w:rFonts w:hint="default"/>
+          <w:lang w:val="en-US" w:eastAsia="zh-CN"/>
+        </w:rPr>
+        <w:br w:type="textWrapping"/>
+      </w:r>
+      <w:r>
+        <w:rPr>
+          <w:rFonts w:hint="eastAsia"/>
+          <w:lang w:val="en-US" w:eastAsia="zh-CN"/>
+        </w:rPr>
+        <w:t>选择</w:t>
+      </w:r>
+      <w:r>
+        <w:rPr>
+          <w:rFonts w:hint="default"/>
+          <w:lang w:val="en-US" w:eastAsia="zh-CN"/>
+        </w:rPr>
+        <w:t>弃牌堆</w:t>
+      </w:r>
+      <w:r>
+        <w:rPr>
+          <w:rFonts w:hint="eastAsia"/>
+          <w:lang w:val="en-US" w:eastAsia="zh-CN"/>
+        </w:rPr>
+        <w:t>内至多</w:t>
+      </w:r>
+      <w:r>
+        <w:rPr>
+          <w:rFonts w:hint="default"/>
+          <w:lang w:val="en-US" w:eastAsia="zh-CN"/>
+        </w:rPr>
+        <w:t>一张牌置于抽牌堆顶。</w:t>
+      </w:r>
+    </w:p>
+    <w:p>
+      <w:pPr>
+        <w:rPr>
+          <w:rFonts w:hint="default"/>
+          <w:lang w:val="en-US" w:eastAsia="zh-CN"/>
+        </w:rPr>
+      </w:pPr>
+      <w:r>
+        <w:rPr>
+          <w:rFonts w:hint="default"/>
+          <w:lang w:val="en-US" w:eastAsia="zh-CN"/>
+        </w:rPr>
+        <w:t>若手牌数量</w:t>
+      </w:r>
+      <w:r>
+        <w:rPr>
+          <w:rFonts w:hint="eastAsia"/>
+          <w:lang w:val="en-US" w:eastAsia="zh-CN"/>
+        </w:rPr>
+        <w:t>大于4</w:t>
+      </w:r>
+      <w:r>
+        <w:rPr>
+          <w:rFonts w:hint="default"/>
+          <w:lang w:val="en-US" w:eastAsia="zh-CN"/>
+        </w:rPr>
+        <w:t>，额外获得1点白色法力。</w:t>
+      </w:r>
+    </w:p>
+    <w:p>
+      <w:pPr>
+        <w:rPr>
+          <w:rFonts w:hint="eastAsia"/>
+          <w:lang w:val="en-US" w:eastAsia="zh-CN"/>
+        </w:rPr>
+      </w:pPr>
+      <w:r>
+        <w:rPr>
+          <w:rFonts w:hint="default"/>
+          <w:lang w:val="en-US" w:eastAsia="zh-CN"/>
+        </w:rPr>
+        <w:br w:type="textWrapping"/>
+      </w:r>
+      <w:r>
+        <w:rPr>
+          <w:rFonts w:hint="eastAsia"/>
+          <w:lang w:val="en-US" w:eastAsia="zh-CN"/>
+        </w:rPr>
+        <w:t>天人翱翔【0费 红白费牌】技能 罕见③⓪：</w:t>
+      </w:r>
+      <w:r>
+        <w:rPr>
+          <w:rFonts w:hint="eastAsia"/>
+          <w:lang w:val="en-US" w:eastAsia="zh-CN"/>
+        </w:rPr>
+        <w:br w:type="textWrapping"/>
+      </w:r>
+      <w:r>
+        <w:rPr>
+          <w:rFonts w:hint="eastAsia"/>
+          <w:lang w:val="en-US" w:eastAsia="zh-CN"/>
+        </w:rPr>
+        <w:t>获得3（4）点彩色费用</w:t>
+      </w:r>
+      <w:r>
+        <w:rPr>
+          <w:rFonts w:hint="eastAsia"/>
+          <w:lang w:val="en-US" w:eastAsia="zh-CN"/>
+        </w:rPr>
+        <w:br w:type="textWrapping"/>
+      </w:r>
+      <w:r>
+        <w:rPr>
+          <w:rFonts w:hint="eastAsia"/>
+          <w:lang w:val="en-US" w:eastAsia="zh-CN"/>
+        </w:rPr>
+        <w:t>抽1（2）张牌。</w:t>
+      </w:r>
+      <w:r>
+        <w:rPr>
+          <w:rFonts w:hint="eastAsia"/>
+          <w:lang w:val="en-US" w:eastAsia="zh-CN"/>
+        </w:rPr>
+        <w:br w:type="textWrapping"/>
+      </w:r>
+      <w:r>
+        <w:rPr>
+          <w:rFonts w:hint="eastAsia"/>
+          <w:lang w:val="en-US" w:eastAsia="zh-CN"/>
+        </w:rPr>
+        <w:t xml:space="preserve">放逐 填充 </w:t>
+      </w:r>
+    </w:p>
+    <w:p>
+      <w:pPr>
+        <w:rPr>
+          <w:rFonts w:hint="eastAsia"/>
+          <w:lang w:val="en-US" w:eastAsia="zh-CN"/>
+        </w:rPr>
+      </w:pPr>
+    </w:p>
+    <w:p>
+      <w:pPr>
+        <w:rPr>
+          <w:rFonts w:hint="eastAsia"/>
+          <w:lang w:val="en-US" w:eastAsia="zh-CN"/>
+        </w:rPr>
+      </w:pPr>
+      <w:r>
+        <w:rPr>
+          <w:rFonts w:hint="eastAsia"/>
+          <w:lang w:val="en-US" w:eastAsia="zh-CN"/>
+        </w:rPr>
+        <w:t>天人的直觉【0费 红白费牌】技能 罕见③①：</w:t>
+      </w:r>
+      <w:r>
+        <w:rPr>
+          <w:rFonts w:hint="eastAsia"/>
+          <w:lang w:val="en-US" w:eastAsia="zh-CN"/>
+        </w:rPr>
+        <w:br w:type="textWrapping"/>
+      </w:r>
+      <w:r>
+        <w:rPr>
+          <w:rFonts w:hint="eastAsia"/>
+          <w:lang w:val="en-US" w:eastAsia="zh"/>
+          <w:woUserID w:val="1"/>
+        </w:rPr>
+        <w:t>奇偶 手牌数量：</w:t>
+      </w:r>
+      <w:r>
+        <w:rPr>
+          <w:rFonts w:hint="eastAsia"/>
+          <w:lang w:val="en-US" w:eastAsia="zh-CN"/>
+        </w:rPr>
+        <w:br w:type="textWrapping"/>
+      </w:r>
+      <w:r>
+        <w:rPr>
+          <w:rFonts w:hint="eastAsia"/>
+          <w:lang w:val="en-US" w:eastAsia="zh-CN"/>
+        </w:rPr>
+        <w:t>奇数</w:t>
+      </w:r>
+      <w:r>
+        <w:rPr>
+          <w:rFonts w:hint="eastAsia"/>
+          <w:lang w:val="en-US" w:eastAsia="zh"/>
+          <w:woUserID w:val="1"/>
+        </w:rPr>
+        <w:t>：</w:t>
+      </w:r>
+      <w:r>
+        <w:rPr>
+          <w:rFonts w:hint="eastAsia"/>
+          <w:lang w:val="en-US" w:eastAsia="zh-CN"/>
+        </w:rPr>
+        <w:t>获得1点红色和白色费用。</w:t>
+      </w:r>
+      <w:r>
+        <w:rPr>
+          <w:rFonts w:hint="eastAsia"/>
+          <w:lang w:val="en-US" w:eastAsia="zh-CN"/>
+        </w:rPr>
+        <w:br w:type="textWrapping"/>
+      </w:r>
+      <w:r>
+        <w:rPr>
+          <w:rFonts w:hint="eastAsia"/>
+          <w:lang w:val="en-US" w:eastAsia="zh-CN"/>
+        </w:rPr>
+        <w:t>偶数</w:t>
+      </w:r>
+      <w:r>
+        <w:rPr>
+          <w:rFonts w:hint="eastAsia"/>
+          <w:lang w:val="en-US" w:eastAsia="zh"/>
+          <w:woUserID w:val="1"/>
+        </w:rPr>
+        <w:t>：</w:t>
+      </w:r>
+      <w:r>
+        <w:rPr>
+          <w:rFonts w:hint="eastAsia"/>
+          <w:lang w:val="en-US" w:eastAsia="zh-CN"/>
+        </w:rPr>
+        <w:t>抽2张牌。</w:t>
+      </w:r>
+      <w:r>
+        <w:rPr>
+          <w:rFonts w:hint="eastAsia"/>
+          <w:lang w:val="en-US" w:eastAsia="zh-CN"/>
+        </w:rPr>
+        <w:br w:type="textWrapping"/>
+      </w:r>
+      <w:r>
+        <w:rPr>
+          <w:rFonts w:hint="eastAsia"/>
+          <w:lang w:val="en-US" w:eastAsia="zh-CN"/>
+        </w:rPr>
+        <w:t>放逐（取消放逐）奇偶</w:t>
+      </w:r>
+      <w:r>
+        <w:rPr>
+          <w:rFonts w:hint="eastAsia"/>
+          <w:lang w:val="en-US" w:eastAsia="zh-CN"/>
+        </w:rPr>
+        <w:br w:type="textWrapping"/>
+      </w:r>
+    </w:p>
+    <w:p>
+      <w:pPr>
+        <w:rPr>
+          <w:rFonts w:hint="default"/>
+          <w:lang w:val="en-US" w:eastAsia="zh-CN"/>
+        </w:rPr>
+      </w:pPr>
+      <w:r>
+        <w:rPr>
+          <w:rFonts w:hint="eastAsia"/>
+          <w:lang w:val="en-US" w:eastAsia="zh-CN"/>
+        </w:rPr>
+        <w:t>天界之扉【1白】（0费）技能 罕见③②：</w:t>
+      </w:r>
+    </w:p>
+    <w:p>
+      <w:pPr>
+        <w:rPr>
+          <w:rFonts w:hint="eastAsia"/>
+          <w:lang w:val="en-US" w:eastAsia="zh-CN"/>
+        </w:rPr>
+      </w:pPr>
+      <w:r>
+        <w:rPr>
+          <w:rFonts w:hint="eastAsia"/>
+          <w:lang w:val="en-US" w:eastAsia="zh-CN"/>
+        </w:rPr>
+        <w:t>选择一张手牌将其升级。</w:t>
+      </w:r>
+    </w:p>
+    <w:p>
+      <w:pPr>
+        <w:rPr>
+          <w:rFonts w:hint="eastAsia"/>
+          <w:lang w:val="en-US" w:eastAsia="zh-CN"/>
+        </w:rPr>
+      </w:pPr>
+      <w:r>
+        <w:rPr>
+          <w:rFonts w:hint="eastAsia"/>
+          <w:lang w:val="en-US" w:eastAsia="zh-CN"/>
+        </w:rPr>
+        <w:t>获得3（5）点</w:t>
+      </w:r>
+      <w:r>
+        <w:rPr>
+          <w:rFonts w:hint="eastAsia"/>
+          <w:lang w:val="en-US" w:eastAsia="zh"/>
+          <w:woUserID w:val="1"/>
+        </w:rPr>
+        <w:t>绝壁</w:t>
+      </w:r>
+      <w:r>
+        <w:rPr>
+          <w:rFonts w:hint="eastAsia"/>
+          <w:lang w:val="en-US" w:eastAsia="zh-CN"/>
+        </w:rPr>
+        <w:t>。</w:t>
+      </w:r>
+    </w:p>
+    <w:p>
+      <w:pPr>
+        <w:rPr>
+          <w:rFonts w:hint="eastAsia" w:eastAsiaTheme="minorEastAsia"/>
+          <w:lang w:val="en-US" w:eastAsia="zh"/>
+          <w:woUserID w:val="1"/>
+        </w:rPr>
+      </w:pPr>
+      <w:r>
+        <w:rPr>
+          <w:rFonts w:hint="eastAsia"/>
+          <w:lang w:val="en-US" w:eastAsia="zh-CN"/>
+        </w:rPr>
+        <w:t>根据升级的手牌</w:t>
+      </w:r>
+      <w:r>
+        <w:rPr>
+          <w:rFonts w:hint="eastAsia"/>
+          <w:lang w:val="en-US" w:eastAsia="zh"/>
+          <w:woUserID w:val="1"/>
+        </w:rPr>
+        <w:t>触发对应效果：</w:t>
+      </w:r>
+      <w:r>
+        <w:rPr>
+          <w:rFonts w:hint="eastAsia"/>
+          <w:lang w:val="en-US" w:eastAsia="zh"/>
+          <w:woUserID w:val="1"/>
+        </w:rPr>
+        <w:br w:type="textWrapping"/>
+      </w:r>
+      <w:r>
+        <w:rPr>
+          <w:rFonts w:hint="eastAsia"/>
+          <w:lang w:val="en-US" w:eastAsia="zh-CN"/>
+        </w:rPr>
+        <w:t xml:space="preserve"> 攻击</w:t>
+      </w:r>
+      <w:r>
+        <w:rPr>
+          <w:rFonts w:hint="eastAsia"/>
+          <w:lang w:val="en-US" w:eastAsia="zh"/>
+          <w:woUserID w:val="1"/>
+        </w:rPr>
+        <w:t>：</w:t>
+      </w:r>
+      <w:r>
+        <w:rPr>
+          <w:rFonts w:hint="eastAsia"/>
+          <w:lang w:val="en-US" w:eastAsia="zh-CN"/>
+          <w:woUserID w:val="1"/>
+        </w:rPr>
+        <w:t>添加此牌的复制品到手中，它费用为⓪，它具有放逐和虚无</w:t>
+      </w:r>
+      <w:r>
+        <w:rPr>
+          <w:rFonts w:hint="eastAsia"/>
+          <w:lang w:val="en-US" w:eastAsia="zh"/>
+          <w:woUserID w:val="1"/>
+        </w:rPr>
+        <w:t>。</w:t>
+      </w:r>
+      <w:r>
+        <w:rPr>
+          <w:rFonts w:hint="eastAsia"/>
+          <w:lang w:val="en-US" w:eastAsia="zh"/>
+          <w:woUserID w:val="1"/>
+        </w:rPr>
+        <w:br w:type="textWrapping"/>
+      </w:r>
+      <w:r>
+        <w:rPr>
+          <w:rFonts w:hint="eastAsia"/>
+          <w:lang w:val="en-US" w:eastAsia="zh-CN"/>
+        </w:rPr>
+        <w:t>防御</w:t>
+      </w:r>
+      <w:r>
+        <w:rPr>
+          <w:rFonts w:hint="eastAsia"/>
+          <w:lang w:val="en-US" w:eastAsia="zh"/>
+          <w:woUserID w:val="1"/>
+        </w:rPr>
+        <w:t>：</w:t>
+      </w:r>
+      <w:r>
+        <w:rPr>
+          <w:rFonts w:hint="eastAsia"/>
+          <w:lang w:val="en-US" w:eastAsia="zh-CN"/>
+          <w:woUserID w:val="1"/>
+        </w:rPr>
+        <w:t>获得6（8）点格挡</w:t>
+      </w:r>
+      <w:r>
+        <w:rPr>
+          <w:rFonts w:hint="eastAsia"/>
+          <w:lang w:val="en-US" w:eastAsia="zh"/>
+          <w:woUserID w:val="1"/>
+        </w:rPr>
+        <w:t>。</w:t>
+      </w:r>
+      <w:r>
+        <w:rPr>
+          <w:rFonts w:hint="eastAsia"/>
+          <w:lang w:val="en-US" w:eastAsia="zh"/>
+          <w:woUserID w:val="1"/>
+        </w:rPr>
+        <w:br w:type="textWrapping"/>
+      </w:r>
+      <w:r>
+        <w:rPr>
+          <w:rFonts w:hint="eastAsia"/>
+          <w:lang w:val="en-US" w:eastAsia="zh-CN"/>
+        </w:rPr>
+        <w:t>技能</w:t>
+      </w:r>
+      <w:r>
+        <w:rPr>
+          <w:rFonts w:hint="eastAsia"/>
+          <w:lang w:val="en-US" w:eastAsia="zh"/>
+          <w:woUserID w:val="1"/>
+        </w:rPr>
+        <w:t>：</w:t>
+      </w:r>
+      <w:r>
+        <w:rPr>
+          <w:rFonts w:hint="eastAsia"/>
+          <w:lang w:val="en-US" w:eastAsia="zh-CN"/>
+        </w:rPr>
+        <w:t xml:space="preserve"> </w:t>
+      </w:r>
+      <w:r>
+        <w:rPr>
+          <w:rFonts w:hint="eastAsia"/>
+          <w:lang w:val="en-US" w:eastAsia="zh-CN"/>
+          <w:woUserID w:val="1"/>
+        </w:rPr>
+        <w:t>抽两张牌</w:t>
+      </w:r>
+      <w:r>
+        <w:rPr>
+          <w:rFonts w:hint="eastAsia"/>
+          <w:lang w:val="en-US" w:eastAsia="zh"/>
+          <w:woUserID w:val="1"/>
+        </w:rPr>
+        <w:t>。</w:t>
+      </w:r>
+    </w:p>
+    <w:p>
+      <w:pPr>
+        <w:rPr>
+          <w:rFonts w:hint="default"/>
+          <w:lang w:val="en-US" w:eastAsia="zh-CN"/>
+        </w:rPr>
+      </w:pPr>
+      <w:r>
+        <w:rPr>
+          <w:rFonts w:hint="eastAsia"/>
+          <w:lang w:val="en-US" w:eastAsia="zh-CN"/>
+        </w:rPr>
+        <w:t>保留 填充 因果</w:t>
+      </w:r>
+    </w:p>
+    <w:p>
+      <w:pPr>
+        <w:rPr>
+          <w:rFonts w:hint="eastAsia"/>
+          <w:lang w:val="en-US" w:eastAsia="zh-CN"/>
+        </w:rPr>
+      </w:pPr>
+      <w:r>
+        <w:rPr>
+          <w:rFonts w:hint="eastAsia"/>
+          <w:lang w:val="en-US" w:eastAsia="zh-CN"/>
+        </w:rPr>
+        <w:br w:type="textWrapping"/>
+      </w:r>
+      <w:r>
+        <w:rPr>
+          <w:rFonts w:hint="eastAsia"/>
+          <w:lang w:val="en-US" w:eastAsia="zh-CN"/>
+        </w:rPr>
+        <w:t>天人的流仪【1白】（0费）技能 罕见③③</w:t>
+      </w:r>
+      <w:r>
+        <w:rPr>
+          <w:rFonts w:hint="eastAsia"/>
+          <w:lang w:val="en-US" w:eastAsia="zh-CN"/>
+        </w:rPr>
+        <w:br w:type="textWrapping"/>
+      </w:r>
+      <w:r>
+        <w:rPr>
+          <w:rFonts w:hint="eastAsia"/>
+          <w:lang w:val="en-US" w:eastAsia="zh-CN"/>
+        </w:rPr>
+        <w:t>占卜5。</w:t>
+      </w:r>
+      <w:r>
+        <w:rPr>
+          <w:rFonts w:hint="eastAsia"/>
+          <w:lang w:val="en-US" w:eastAsia="zh-CN"/>
+        </w:rPr>
+        <w:br w:type="textWrapping"/>
+      </w:r>
+      <w:r>
+        <w:rPr>
+          <w:rFonts w:hint="eastAsia"/>
+          <w:lang w:val="en-US" w:eastAsia="zh-CN"/>
+        </w:rPr>
+        <w:t>抽1张牌。</w:t>
+      </w:r>
+    </w:p>
+    <w:p>
+      <w:pPr>
+        <w:rPr>
+          <w:rFonts w:hint="default"/>
+          <w:lang w:val="en-US" w:eastAsia="zh-CN"/>
+          <w:woUserID w:val="1"/>
+        </w:rPr>
+      </w:pPr>
+      <w:r>
+        <w:rPr>
+          <w:rFonts w:hint="eastAsia"/>
+          <w:lang w:val="en-US" w:eastAsia="zh-CN"/>
+        </w:rPr>
+        <w:t>根据抽到的</w:t>
+      </w:r>
+      <w:r>
+        <w:rPr>
+          <w:rFonts w:hint="default"/>
+          <w:lang w:val="en-US" w:eastAsia="zh-CN"/>
+        </w:rPr>
+        <w:t>手牌</w:t>
+      </w:r>
+      <w:r>
+        <w:rPr>
+          <w:rFonts w:hint="eastAsia"/>
+          <w:lang w:val="en-US" w:eastAsia="zh"/>
+          <w:woUserID w:val="1"/>
+        </w:rPr>
+        <w:t>触发对应效果：</w:t>
+      </w:r>
+      <w:r>
+        <w:rPr>
+          <w:rFonts w:hint="eastAsia"/>
+          <w:lang w:val="en-US" w:eastAsia="zh"/>
+          <w:woUserID w:val="1"/>
+        </w:rPr>
+        <w:br w:type="textWrapping"/>
+      </w:r>
+      <w:r>
+        <w:rPr>
+          <w:rFonts w:hint="default"/>
+          <w:lang w:val="en-US" w:eastAsia="zh-CN"/>
+        </w:rPr>
+        <w:t>攻击</w:t>
+      </w:r>
+      <w:r>
+        <w:rPr>
+          <w:rFonts w:hint="eastAsia"/>
+          <w:lang w:val="en-US" w:eastAsia="zh"/>
+          <w:woUserID w:val="1"/>
+        </w:rPr>
+        <w:t>：</w:t>
+      </w:r>
+      <w:r>
+        <w:rPr>
+          <w:rFonts w:hint="eastAsia"/>
+          <w:lang w:val="en-US" w:eastAsia="zh-CN"/>
+          <w:woUserID w:val="1"/>
+        </w:rPr>
+        <w:t>获得1点火力</w:t>
+      </w:r>
+      <w:r>
+        <w:rPr>
+          <w:rFonts w:hint="eastAsia"/>
+          <w:lang w:val="en-US" w:eastAsia="zh-CN"/>
+          <w:woUserID w:val="1"/>
+        </w:rPr>
+        <w:br w:type="textWrapping"/>
+      </w:r>
+      <w:r>
+        <w:rPr>
+          <w:rFonts w:hint="default"/>
+          <w:lang w:val="en-US" w:eastAsia="zh-CN"/>
+        </w:rPr>
+        <w:t>防御</w:t>
+      </w:r>
+      <w:r>
+        <w:rPr>
+          <w:rFonts w:hint="eastAsia"/>
+          <w:lang w:val="en-US" w:eastAsia="zh"/>
+          <w:woUserID w:val="1"/>
+        </w:rPr>
+        <w:t>：</w:t>
+      </w:r>
+      <w:r>
+        <w:rPr>
+          <w:rFonts w:hint="eastAsia"/>
+          <w:lang w:val="en-US" w:eastAsia="zh-CN"/>
+          <w:woUserID w:val="1"/>
+        </w:rPr>
+        <w:t>获得1点灵力</w:t>
+      </w:r>
+      <w:r>
+        <w:rPr>
+          <w:rFonts w:hint="eastAsia"/>
+          <w:lang w:val="en-US" w:eastAsia="zh"/>
+          <w:woUserID w:val="1"/>
+        </w:rPr>
+        <w:t>。</w:t>
+      </w:r>
+      <w:r>
+        <w:rPr>
+          <w:rFonts w:hint="eastAsia"/>
+          <w:lang w:val="en-US" w:eastAsia="zh"/>
+          <w:woUserID w:val="1"/>
+        </w:rPr>
+        <w:br w:type="textWrapping"/>
+      </w:r>
+      <w:r>
+        <w:rPr>
+          <w:rFonts w:hint="default"/>
+          <w:lang w:val="en-US" w:eastAsia="zh-CN"/>
+        </w:rPr>
+        <w:t>技能</w:t>
+      </w:r>
+      <w:r>
+        <w:rPr>
+          <w:rFonts w:hint="eastAsia"/>
+          <w:lang w:val="en-US" w:eastAsia="zh"/>
+          <w:woUserID w:val="1"/>
+        </w:rPr>
+        <w:t>：</w:t>
+      </w:r>
+      <w:r>
+        <w:rPr>
+          <w:rFonts w:hint="eastAsia"/>
+          <w:lang w:val="en-US" w:eastAsia="zh-CN"/>
+          <w:woUserID w:val="1"/>
+        </w:rPr>
+        <w:t>额外抽2张牌</w:t>
+      </w:r>
+      <w:r>
+        <w:rPr>
+          <w:rFonts w:hint="default"/>
+          <w:lang w:val="en-US" w:eastAsia="zh-CN"/>
+          <w:woUserID w:val="1"/>
+        </w:rPr>
+        <w:t>。</w:t>
+      </w:r>
+    </w:p>
+    <w:p>
+      <w:pPr>
+        <w:rPr>
+          <w:rFonts w:hint="eastAsia" w:eastAsiaTheme="minorEastAsia"/>
+          <w:lang w:val="en-US" w:eastAsia="zh"/>
+          <w:woUserID w:val="1"/>
+        </w:rPr>
+      </w:pPr>
+      <w:r>
+        <w:rPr>
+          <w:rFonts w:hint="eastAsia"/>
+          <w:lang w:val="en-US" w:eastAsia="zh"/>
+          <w:woUserID w:val="1"/>
+        </w:rPr>
+        <w:t>状态&amp;厄运：放逐他们。</w:t>
+      </w:r>
+    </w:p>
+    <w:p>
+      <w:pPr>
+        <w:rPr>
+          <w:rFonts w:hint="default"/>
+          <w:lang w:val="en-US" w:eastAsia="zh-CN"/>
+        </w:rPr>
+      </w:pPr>
+      <w:r>
+        <w:rPr>
+          <w:rFonts w:hint="eastAsia"/>
+          <w:lang w:val="en-US" w:eastAsia="zh-CN"/>
+        </w:rPr>
+        <w:t>因果</w:t>
+      </w:r>
+    </w:p>
+    <w:p>
+      <w:pPr>
+        <w:rPr>
+          <w:rFonts w:hint="default"/>
+          <w:lang w:val="en-US" w:eastAsia="zh-CN"/>
+        </w:rPr>
+      </w:pPr>
+    </w:p>
+    <w:p>
+      <w:pPr>
+        <w:rPr>
+          <w:rFonts w:hint="eastAsia"/>
+          <w:lang w:val="en-US" w:eastAsia="zh-CN"/>
+        </w:rPr>
+      </w:pPr>
+      <w:r>
+        <w:rPr>
+          <w:rFonts w:hint="eastAsia"/>
+          <w:lang w:val="en-US" w:eastAsia="zh-CN"/>
+        </w:rPr>
+        <w:t>天人落书【2白】（1费）技能 罕见③④：</w:t>
+      </w:r>
+      <w:r>
+        <w:rPr>
+          <w:rFonts w:hint="eastAsia"/>
+          <w:lang w:val="en-US" w:eastAsia="zh-CN"/>
+        </w:rPr>
+        <w:br w:type="textWrapping"/>
+      </w:r>
+      <w:r>
+        <w:rPr>
+          <w:rFonts w:hint="eastAsia"/>
+          <w:lang w:val="en-US" w:eastAsia="zh-CN"/>
+        </w:rPr>
+        <w:t>选择一张手牌放逐。</w:t>
+      </w:r>
+    </w:p>
+    <w:p>
+      <w:pPr>
+        <w:rPr>
+          <w:rFonts w:hint="eastAsia"/>
+          <w:lang w:val="en-US" w:eastAsia="zh-CN"/>
+        </w:rPr>
+      </w:pPr>
+      <w:r>
+        <w:rPr>
+          <w:rFonts w:hint="eastAsia"/>
+          <w:lang w:val="en-US" w:eastAsia="zh-CN"/>
+        </w:rPr>
+        <w:t>抽2张牌。</w:t>
+      </w:r>
+      <w:r>
+        <w:rPr>
+          <w:rFonts w:hint="eastAsia"/>
+          <w:lang w:val="en-US" w:eastAsia="zh-CN"/>
+        </w:rPr>
+        <w:br w:type="textWrapping"/>
+      </w:r>
+      <w:r>
+        <w:rPr>
+          <w:rFonts w:hint="eastAsia"/>
+          <w:lang w:val="en-US" w:eastAsia="zh-CN"/>
+          <w:woUserID w:val="1"/>
+        </w:rPr>
+        <w:t>根据</w:t>
+      </w:r>
+      <w:r>
+        <w:rPr>
+          <w:rFonts w:hint="eastAsia"/>
+          <w:lang w:val="en-US" w:eastAsia="zh"/>
+          <w:woUserID w:val="1"/>
+        </w:rPr>
+        <w:t>放逐</w:t>
+      </w:r>
+      <w:r>
+        <w:rPr>
+          <w:rFonts w:hint="eastAsia"/>
+          <w:lang w:val="en-US" w:eastAsia="zh-CN"/>
+          <w:woUserID w:val="1"/>
+        </w:rPr>
+        <w:t>的</w:t>
+      </w:r>
+      <w:r>
+        <w:rPr>
+          <w:rFonts w:hint="default"/>
+          <w:lang w:val="en-US" w:eastAsia="zh-CN"/>
+          <w:woUserID w:val="1"/>
+        </w:rPr>
+        <w:t>手牌</w:t>
+      </w:r>
+      <w:r>
+        <w:rPr>
+          <w:rFonts w:hint="eastAsia"/>
+          <w:lang w:val="en-US" w:eastAsia="zh"/>
+          <w:woUserID w:val="1"/>
+        </w:rPr>
+        <w:t>触发对应效果：</w:t>
+      </w:r>
+    </w:p>
+    <w:p>
+      <w:pPr>
+        <w:rPr>
+          <w:rFonts w:hint="eastAsia"/>
+          <w:lang w:val="en-US" w:eastAsia="zh-CN"/>
+        </w:rPr>
+      </w:pPr>
+      <w:r>
+        <w:rPr>
+          <w:rFonts w:hint="eastAsia"/>
+          <w:lang w:val="en-US" w:eastAsia="zh-CN"/>
+        </w:rPr>
+        <w:t>攻击</w:t>
+      </w:r>
+      <w:r>
+        <w:rPr>
+          <w:rFonts w:hint="eastAsia"/>
+          <w:lang w:val="en-US" w:eastAsia="zh"/>
+          <w:woUserID w:val="1"/>
+        </w:rPr>
+        <w:t>：</w:t>
+      </w:r>
+      <w:r>
+        <w:rPr>
+          <w:rFonts w:hint="eastAsia"/>
+          <w:lang w:val="en-US" w:eastAsia="zh-CN"/>
+          <w:woUserID w:val="1"/>
+        </w:rPr>
+        <w:t>随机为一名敌人施加一回合易伤</w:t>
+      </w:r>
+      <w:r>
+        <w:rPr>
+          <w:rFonts w:hint="eastAsia"/>
+          <w:lang w:val="en-US" w:eastAsia="zh"/>
+          <w:woUserID w:val="1"/>
+        </w:rPr>
+        <w:t>。</w:t>
+      </w:r>
+      <w:r>
+        <w:rPr>
+          <w:rFonts w:hint="eastAsia"/>
+          <w:lang w:val="en-US" w:eastAsia="zh"/>
+          <w:woUserID w:val="1"/>
+        </w:rPr>
+        <w:br w:type="textWrapping"/>
+      </w:r>
+      <w:r>
+        <w:rPr>
+          <w:rFonts w:hint="eastAsia"/>
+          <w:lang w:val="en-US" w:eastAsia="zh-CN"/>
+        </w:rPr>
+        <w:t>防御</w:t>
+      </w:r>
+      <w:r>
+        <w:rPr>
+          <w:rFonts w:hint="eastAsia"/>
+          <w:lang w:val="en-US" w:eastAsia="zh"/>
+          <w:woUserID w:val="1"/>
+        </w:rPr>
+        <w:t>：</w:t>
+      </w:r>
+      <w:r>
+        <w:rPr>
+          <w:rFonts w:hint="eastAsia"/>
+          <w:lang w:val="en-US" w:eastAsia="zh-CN"/>
+          <w:woUserID w:val="1"/>
+        </w:rPr>
+        <w:t>随机为一名敌人施加一回合</w:t>
+      </w:r>
+      <w:r>
+        <w:rPr>
+          <w:rFonts w:hint="eastAsia"/>
+          <w:lang w:val="en-US" w:eastAsia="zh"/>
+          <w:woUserID w:val="1"/>
+        </w:rPr>
+        <w:t>虚弱。</w:t>
+      </w:r>
+      <w:r>
+        <w:rPr>
+          <w:rFonts w:hint="eastAsia"/>
+          <w:lang w:val="en-US" w:eastAsia="zh"/>
+          <w:woUserID w:val="1"/>
+        </w:rPr>
+        <w:br w:type="textWrapping"/>
+      </w:r>
+      <w:r>
+        <w:rPr>
+          <w:rFonts w:hint="eastAsia"/>
+          <w:lang w:val="en-US" w:eastAsia="zh-CN"/>
+        </w:rPr>
+        <w:t>技能</w:t>
+      </w:r>
+      <w:r>
+        <w:rPr>
+          <w:rFonts w:hint="eastAsia"/>
+          <w:lang w:val="en-US" w:eastAsia="zh"/>
+          <w:woUserID w:val="1"/>
+        </w:rPr>
+        <w:t>：</w:t>
+      </w:r>
+      <w:r>
+        <w:rPr>
+          <w:rFonts w:hint="eastAsia"/>
+          <w:lang w:val="en-US" w:eastAsia="zh-CN"/>
+          <w:woUserID w:val="1"/>
+        </w:rPr>
+        <w:t>抽1张牌</w:t>
+      </w:r>
+      <w:r>
+        <w:rPr>
+          <w:rFonts w:hint="eastAsia"/>
+          <w:lang w:val="en-US" w:eastAsia="zh"/>
+          <w:woUserID w:val="1"/>
+        </w:rPr>
+        <w:t>。</w:t>
+      </w:r>
+      <w:r>
+        <w:rPr>
+          <w:rFonts w:hint="eastAsia"/>
+          <w:lang w:val="en-US" w:eastAsia="zh"/>
+          <w:woUserID w:val="1"/>
+        </w:rPr>
+        <w:br w:type="textWrapping"/>
+      </w:r>
+      <w:r>
+        <w:rPr>
+          <w:rFonts w:hint="eastAsia"/>
+          <w:lang w:val="en-US" w:eastAsia="zh-CN"/>
+        </w:rPr>
+        <w:t>能力</w:t>
+      </w:r>
+      <w:r>
+        <w:rPr>
+          <w:rFonts w:hint="eastAsia"/>
+          <w:lang w:val="en-US" w:eastAsia="zh"/>
+          <w:woUserID w:val="1"/>
+        </w:rPr>
+        <w:t>：</w:t>
+      </w:r>
+      <w:r>
+        <w:rPr>
+          <w:rFonts w:hint="eastAsia"/>
+          <w:lang w:val="en-US" w:eastAsia="zh-CN"/>
+          <w:woUserID w:val="1"/>
+        </w:rPr>
+        <w:t>获得2层庇护</w:t>
+      </w:r>
+      <w:r>
+        <w:rPr>
+          <w:rFonts w:hint="eastAsia"/>
+          <w:lang w:val="en-US" w:eastAsia="zh"/>
+          <w:woUserID w:val="1"/>
+        </w:rPr>
+        <w:t>。</w:t>
+      </w:r>
+      <w:r>
+        <w:rPr>
+          <w:rFonts w:hint="eastAsia"/>
+          <w:lang w:val="en-US" w:eastAsia="zh"/>
+          <w:woUserID w:val="1"/>
+        </w:rPr>
+        <w:br w:type="textWrapping"/>
+      </w:r>
+      <w:r>
+        <w:rPr>
+          <w:rFonts w:hint="eastAsia"/>
+          <w:lang w:val="en-US" w:eastAsia="zh-CN"/>
+        </w:rPr>
+        <w:t>诅咒&amp;状态</w:t>
+      </w:r>
+      <w:r>
+        <w:rPr>
+          <w:rFonts w:hint="eastAsia"/>
+          <w:lang w:val="en-US" w:eastAsia="zh"/>
+          <w:woUserID w:val="1"/>
+        </w:rPr>
+        <w:t>：</w:t>
+      </w:r>
+      <w:r>
+        <w:rPr>
+          <w:rFonts w:hint="eastAsia"/>
+          <w:lang w:val="en-US" w:eastAsia="zh-CN"/>
+          <w:woUserID w:val="1"/>
+        </w:rPr>
+        <w:t>获得一张光芒。</w:t>
+      </w:r>
+    </w:p>
+    <w:p>
+      <w:pPr>
+        <w:rPr>
+          <w:rFonts w:hint="default"/>
+          <w:lang w:val="en-US" w:eastAsia="zh-CN"/>
+        </w:rPr>
+      </w:pPr>
+      <w:r>
+        <w:rPr>
+          <w:rFonts w:hint="eastAsia"/>
+          <w:lang w:val="en-US" w:eastAsia="zh-CN"/>
+        </w:rPr>
+        <w:t>因果</w:t>
+      </w:r>
+    </w:p>
+    <w:p>
+      <w:pPr>
+        <w:rPr>
+          <w:rFonts w:hint="default"/>
+          <w:lang w:val="en-US" w:eastAsia="zh-CN"/>
+        </w:rPr>
+      </w:pPr>
+    </w:p>
+    <w:p>
+      <w:pPr>
+        <w:rPr>
+          <w:rFonts w:hint="default"/>
+          <w:lang w:val="en-US" w:eastAsia="zh-CN"/>
+        </w:rPr>
+      </w:pPr>
+      <w:r>
+        <w:rPr>
+          <w:rFonts w:hint="default"/>
+          <w:lang w:val="en-US" w:eastAsia="zh-CN"/>
+        </w:rPr>
+        <w:t>桃之甘露</w:t>
+      </w:r>
+      <w:r>
+        <w:rPr>
+          <w:rFonts w:hint="eastAsia"/>
+          <w:lang w:val="en-US" w:eastAsia="zh-CN"/>
+        </w:rPr>
+        <w:t>【1白】（1任意）技能 罕见③⑤：</w:t>
+      </w:r>
+    </w:p>
+    <w:p>
+      <w:pPr>
+        <w:rPr>
+          <w:rFonts w:hint="default"/>
+          <w:lang w:val="en-US" w:eastAsia="zh-CN"/>
+        </w:rPr>
+      </w:pPr>
+      <w:r>
+        <w:rPr>
+          <w:rFonts w:hint="default"/>
+          <w:lang w:val="en-US" w:eastAsia="zh-CN"/>
+        </w:rPr>
+        <w:t>恢</w:t>
+      </w:r>
+      <w:r>
+        <w:rPr>
+          <w:rFonts w:hint="eastAsia"/>
+          <w:lang w:val="en-US" w:eastAsia="zh-CN"/>
+        </w:rPr>
+        <w:t>3（5）</w:t>
+      </w:r>
+      <w:r>
+        <w:rPr>
+          <w:rFonts w:hint="default"/>
+          <w:lang w:val="en-US" w:eastAsia="zh-CN"/>
+        </w:rPr>
+        <w:t>点生命值。</w:t>
+      </w:r>
+    </w:p>
+    <w:p>
+      <w:pPr>
+        <w:rPr>
+          <w:rFonts w:hint="eastAsia"/>
+          <w:lang w:val="en-US" w:eastAsia="zh-CN"/>
+        </w:rPr>
+      </w:pPr>
+      <w:r>
+        <w:rPr>
+          <w:rFonts w:hint="default"/>
+          <w:lang w:val="en-US" w:eastAsia="zh-CN"/>
+        </w:rPr>
+        <w:t>获得2</w:t>
+      </w:r>
+      <w:r>
+        <w:rPr>
+          <w:rFonts w:hint="eastAsia"/>
+          <w:lang w:val="en-US" w:eastAsia="zh-CN"/>
+        </w:rPr>
+        <w:t>（3）</w:t>
+      </w:r>
+      <w:r>
+        <w:rPr>
+          <w:rFonts w:hint="default"/>
+          <w:lang w:val="en-US" w:eastAsia="zh-CN"/>
+        </w:rPr>
+        <w:t>点</w:t>
+      </w:r>
+      <w:r>
+        <w:rPr>
+          <w:rFonts w:hint="eastAsia"/>
+          <w:lang w:val="en-US" w:eastAsia="zh"/>
+          <w:woUserID w:val="1"/>
+        </w:rPr>
+        <w:t>绝壁</w:t>
+      </w:r>
+      <w:r>
+        <w:rPr>
+          <w:rFonts w:hint="default"/>
+          <w:lang w:val="en-US" w:eastAsia="zh-CN"/>
+        </w:rPr>
+        <w:t>。</w:t>
+      </w:r>
+      <w:r>
+        <w:rPr>
+          <w:rFonts w:hint="default"/>
+          <w:lang w:val="en-US" w:eastAsia="zh-CN"/>
+        </w:rPr>
+        <w:br w:type="textWrapping"/>
+      </w:r>
+      <w:r>
+        <w:rPr>
+          <w:rFonts w:hint="eastAsia"/>
+          <w:lang w:val="en-US" w:eastAsia="zh-CN"/>
+        </w:rPr>
+        <w:t>放逐 填充</w:t>
+      </w:r>
+    </w:p>
+    <w:p>
+      <w:pPr>
+        <w:rPr>
+          <w:rFonts w:hint="default"/>
+          <w:lang w:val="en-US" w:eastAsia="zh-CN"/>
+        </w:rPr>
+      </w:pPr>
+    </w:p>
+    <w:p>
+      <w:pPr>
+        <w:rPr>
+          <w:rFonts w:hint="default"/>
+          <w:lang w:val="en-US" w:eastAsia="zh-CN"/>
+        </w:rPr>
+      </w:pPr>
+      <w:r>
+        <w:rPr>
+          <w:rFonts w:hint="eastAsia"/>
+          <w:lang w:val="en-US" w:eastAsia="zh-CN"/>
+        </w:rPr>
+        <w:t>天界之洗礼【1白】（1任意）技能 罕见③②：</w:t>
+      </w:r>
+      <w:r>
+        <w:rPr>
+          <w:rFonts w:hint="eastAsia"/>
+          <w:lang w:val="en-US" w:eastAsia="zh-CN"/>
+        </w:rPr>
+        <w:br w:type="textWrapping"/>
+      </w:r>
+      <w:r>
+        <w:rPr>
+          <w:rFonts w:hint="eastAsia"/>
+          <w:lang w:val="en-US" w:eastAsia="zh-CN"/>
+        </w:rPr>
+        <w:t>抽2张牌。</w:t>
+      </w:r>
+      <w:r>
+        <w:rPr>
+          <w:rFonts w:hint="eastAsia"/>
+          <w:lang w:val="en-US" w:eastAsia="zh-CN"/>
+        </w:rPr>
+        <w:br w:type="textWrapping"/>
+      </w:r>
+      <w:r>
+        <w:rPr>
+          <w:rFonts w:hint="eastAsia"/>
+          <w:lang w:val="en-US" w:eastAsia="zh-CN"/>
+        </w:rPr>
+        <w:t>回复2（4）点生命值。</w:t>
+      </w:r>
+      <w:r>
+        <w:rPr>
+          <w:rFonts w:hint="eastAsia"/>
+          <w:lang w:val="en-US" w:eastAsia="zh-CN"/>
+        </w:rPr>
+        <w:br w:type="textWrapping"/>
+      </w:r>
+      <w:r>
+        <w:rPr>
+          <w:rFonts w:hint="eastAsia"/>
+          <w:lang w:val="en-US" w:eastAsia="zh-CN"/>
+        </w:rPr>
+        <w:t>放逐</w:t>
+      </w:r>
+    </w:p>
+    <w:p>
+      <w:pPr>
+        <w:rPr>
+          <w:rFonts w:hint="default"/>
+          <w:lang w:val="en-US" w:eastAsia="zh-CN"/>
+        </w:rPr>
+      </w:pPr>
+    </w:p>
+    <w:p>
+      <w:pPr>
+        <w:rPr>
+          <w:rFonts w:hint="eastAsia"/>
+          <w:lang w:val="en-US" w:eastAsia="zh-CN"/>
+        </w:rPr>
+      </w:pPr>
+      <w:r>
+        <w:rPr>
+          <w:rFonts w:hint="eastAsia"/>
+          <w:lang w:val="en-US" w:eastAsia="zh-CN"/>
+        </w:rPr>
+        <w:t>绯想的威光【2任意1红】（1任意1红）能力 罕见③③：7070</w:t>
+      </w:r>
+    </w:p>
+    <w:p>
+      <w:pPr>
+        <w:rPr>
+          <w:rFonts w:hint="eastAsia"/>
+          <w:lang w:val="en-US" w:eastAsia="zh-CN"/>
+        </w:rPr>
+      </w:pPr>
+      <w:r>
+        <w:rPr>
+          <w:rFonts w:hint="eastAsia"/>
+          <w:lang w:val="en-US" w:eastAsia="zh-CN"/>
+        </w:rPr>
+        <w:t>每当一张牌被放逐时，对所有敌人造成2点攻击伤害。</w:t>
+      </w:r>
+    </w:p>
+    <w:p>
+      <w:pPr>
+        <w:rPr>
+          <w:rFonts w:hint="default"/>
+          <w:lang w:val="en-US" w:eastAsia="zh-CN"/>
+        </w:rPr>
+      </w:pPr>
+      <w:r>
+        <w:rPr>
+          <w:rFonts w:hint="eastAsia"/>
+          <w:lang w:val="en-US" w:eastAsia="zh-CN"/>
+        </w:rPr>
+        <w:t>固有 填充</w:t>
+      </w:r>
+    </w:p>
+    <w:p>
+      <w:pPr>
+        <w:rPr>
+          <w:rFonts w:hint="eastAsia"/>
+          <w:lang w:val="en-US" w:eastAsia="zh-CN"/>
+        </w:rPr>
+      </w:pPr>
+    </w:p>
+    <w:p>
+      <w:pPr>
+        <w:rPr>
+          <w:rFonts w:hint="eastAsia"/>
+          <w:lang w:val="en-US" w:eastAsia="zh-CN"/>
+        </w:rPr>
+      </w:pPr>
+      <w:r>
+        <w:rPr>
+          <w:rFonts w:hint="eastAsia"/>
+          <w:lang w:val="en-US" w:eastAsia="zh-CN"/>
+        </w:rPr>
+        <w:t>绯想剑斩波【1任意 1红】（1红）能力 罕见③④：</w:t>
+      </w:r>
+    </w:p>
+    <w:p>
+      <w:pPr>
+        <w:rPr>
+          <w:rFonts w:hint="eastAsia"/>
+          <w:lang w:val="en-US" w:eastAsia="zh-CN"/>
+        </w:rPr>
+      </w:pPr>
+      <w:r>
+        <w:rPr>
+          <w:rFonts w:hint="eastAsia"/>
+          <w:lang w:val="en-US" w:eastAsia="zh-CN"/>
+        </w:rPr>
+        <w:t>每回合</w:t>
+      </w:r>
+      <w:r>
+        <w:rPr>
+          <w:rFonts w:hint="eastAsia"/>
+          <w:lang w:val="en-US" w:eastAsia="zh"/>
+          <w:woUserID w:val="1"/>
+        </w:rPr>
+        <w:t>第一张（前两张）</w:t>
+      </w:r>
+      <w:r>
+        <w:rPr>
+          <w:rFonts w:hint="eastAsia"/>
+          <w:lang w:val="en-US" w:eastAsia="zh-CN"/>
+        </w:rPr>
+        <w:t>攻击牌造成攻击伤害时获得其等量的格挡。</w:t>
+      </w:r>
+    </w:p>
+    <w:p>
+      <w:pPr>
+        <w:rPr>
+          <w:rFonts w:hint="eastAsia"/>
+          <w:lang w:val="en-US" w:eastAsia="zh-CN"/>
+        </w:rPr>
+      </w:pPr>
+    </w:p>
+    <w:p>
+      <w:pPr>
+        <w:rPr>
+          <w:rFonts w:hint="default"/>
+          <w:lang w:val="en-US" w:eastAsia="zh-CN"/>
+        </w:rPr>
+      </w:pPr>
+      <w:r>
+        <w:rPr>
+          <w:rFonts w:hint="eastAsia"/>
+          <w:lang w:val="en-US" w:eastAsia="zh-CN"/>
+        </w:rPr>
+        <w:t>因果之剑【2红】（2任意）能力 罕见③⑤：</w:t>
+      </w:r>
+      <w:r>
+        <w:rPr>
+          <w:rFonts w:hint="eastAsia"/>
+          <w:lang w:val="en-US" w:eastAsia="zh-CN"/>
+        </w:rPr>
+        <w:br w:type="textWrapping"/>
+      </w:r>
+      <w:r>
+        <w:rPr>
+          <w:rFonts w:hint="eastAsia"/>
+          <w:lang w:val="en-US" w:eastAsia="zh-CN"/>
+        </w:rPr>
+        <w:t>使具有因果关键字的牌打出时，因果效果变为选择触发。</w:t>
+      </w:r>
+    </w:p>
+    <w:p>
+      <w:pPr>
+        <w:rPr>
+          <w:rFonts w:hint="eastAsia"/>
+          <w:lang w:val="en-US" w:eastAsia="zh-CN"/>
+        </w:rPr>
+      </w:pPr>
+    </w:p>
+    <w:p>
+      <w:pPr>
+        <w:rPr>
+          <w:rFonts w:hint="eastAsia"/>
+          <w:lang w:val="en-US" w:eastAsia="zh-CN"/>
+        </w:rPr>
+      </w:pPr>
+      <w:r>
+        <w:rPr>
+          <w:rFonts w:hint="eastAsia"/>
+          <w:lang w:val="en-US" w:eastAsia="zh-CN"/>
+        </w:rPr>
+        <w:t>仙桃增幅【1任意 1白】能力 罕见③⑥：</w:t>
+      </w:r>
+      <w:r>
+        <w:rPr>
+          <w:rFonts w:hint="eastAsia"/>
+          <w:lang w:val="en-US" w:eastAsia="zh-CN"/>
+        </w:rPr>
+        <w:br w:type="textWrapping"/>
+      </w:r>
+      <w:r>
+        <w:rPr>
+          <w:rFonts w:hint="eastAsia"/>
+          <w:lang w:val="en-US" w:eastAsia="zh-CN"/>
+        </w:rPr>
+        <w:t>获得临时生命值时额外获得1点</w:t>
+      </w:r>
+      <w:r>
+        <w:rPr>
+          <w:rFonts w:hint="eastAsia"/>
+          <w:lang w:val="en-US" w:eastAsia="zh"/>
+          <w:woUserID w:val="1"/>
+        </w:rPr>
+        <w:t>绝壁</w:t>
+      </w:r>
+      <w:r>
+        <w:rPr>
+          <w:rFonts w:hint="eastAsia"/>
+          <w:lang w:val="en-US" w:eastAsia="zh-CN"/>
+        </w:rPr>
+        <w:t>。</w:t>
+      </w:r>
+      <w:r>
+        <w:rPr>
+          <w:rFonts w:hint="eastAsia"/>
+          <w:lang w:val="en-US" w:eastAsia="zh-CN"/>
+        </w:rPr>
+        <w:br w:type="textWrapping"/>
+      </w:r>
+      <w:r>
+        <w:rPr>
+          <w:rFonts w:hint="eastAsia"/>
+          <w:lang w:val="en-US" w:eastAsia="zh-CN"/>
+        </w:rPr>
+        <w:t>获得2（4）点</w:t>
+      </w:r>
+      <w:r>
+        <w:rPr>
+          <w:rFonts w:hint="eastAsia"/>
+          <w:lang w:val="en-US" w:eastAsia="zh"/>
+          <w:woUserID w:val="1"/>
+        </w:rPr>
+        <w:t>绝壁</w:t>
+      </w:r>
+      <w:r>
+        <w:rPr>
+          <w:rFonts w:hint="eastAsia"/>
+          <w:lang w:val="en-US" w:eastAsia="zh-CN"/>
+        </w:rPr>
+        <w:t>。</w:t>
+      </w:r>
+    </w:p>
+    <w:p>
+      <w:pPr>
+        <w:rPr>
+          <w:rFonts w:hint="eastAsia"/>
+          <w:lang w:val="en-US" w:eastAsia="zh-CN"/>
+        </w:rPr>
+      </w:pPr>
+    </w:p>
+    <w:p>
+      <w:pPr>
+        <w:rPr>
+          <w:rFonts w:hint="default"/>
+          <w:lang w:val="en-US" w:eastAsia="zh-CN"/>
+        </w:rPr>
+      </w:pPr>
+      <w:r>
+        <w:rPr>
+          <w:rFonts w:hint="eastAsia"/>
+          <w:lang w:val="en-US" w:eastAsia="zh-CN"/>
+        </w:rPr>
+        <w:t>漫漫桃园【2白】（1白）能力 罕见③⑦：</w:t>
+      </w:r>
+      <w:r>
+        <w:rPr>
+          <w:rFonts w:hint="eastAsia"/>
+          <w:lang w:val="en-US" w:eastAsia="zh-CN"/>
+        </w:rPr>
+        <w:br w:type="textWrapping"/>
+      </w:r>
+      <w:r>
+        <w:rPr>
+          <w:rFonts w:hint="eastAsia"/>
+          <w:lang w:val="en-US" w:eastAsia="zh"/>
+          <w:woUserID w:val="1"/>
+        </w:rPr>
+        <w:t>绝壁</w:t>
+      </w:r>
+      <w:r>
+        <w:rPr>
+          <w:rFonts w:hint="eastAsia"/>
+          <w:lang w:val="en-US" w:eastAsia="zh-CN"/>
+        </w:rPr>
+        <w:t>减少时获得1点</w:t>
+      </w:r>
+      <w:r>
+        <w:rPr>
+          <w:rFonts w:hint="eastAsia"/>
+          <w:lang w:val="en-US" w:eastAsia="zh"/>
+          <w:woUserID w:val="1"/>
+        </w:rPr>
+        <w:t>绝壁</w:t>
+      </w:r>
+      <w:r>
+        <w:rPr>
+          <w:rFonts w:hint="eastAsia"/>
+          <w:lang w:val="en-US" w:eastAsia="zh-CN"/>
+        </w:rPr>
+        <w:t>。</w:t>
+      </w:r>
+      <w:r>
+        <w:rPr>
+          <w:rFonts w:hint="eastAsia"/>
+          <w:lang w:val="en-US" w:eastAsia="zh-CN"/>
+        </w:rPr>
+        <w:br w:type="textWrapping"/>
+      </w:r>
+      <w:r>
+        <w:rPr>
+          <w:rFonts w:hint="eastAsia"/>
+          <w:lang w:val="en-US" w:eastAsia="zh-CN"/>
+        </w:rPr>
+        <w:t>（固有）</w:t>
+      </w:r>
+    </w:p>
+    <w:p>
+      <w:pPr>
+        <w:rPr>
+          <w:rFonts w:hint="default"/>
+          <w:lang w:val="en-US" w:eastAsia="zh-CN"/>
+        </w:rPr>
+      </w:pPr>
+    </w:p>
+    <w:p>
+      <w:pPr>
+        <w:rPr>
+          <w:rFonts w:hint="eastAsia"/>
+          <w:lang w:val="en-US" w:eastAsia="zh-CN"/>
+        </w:rPr>
+      </w:pPr>
+      <w:r>
+        <w:rPr>
+          <w:rFonts w:hint="default"/>
+          <w:lang w:val="en-US" w:eastAsia="zh-CN"/>
+        </w:rPr>
+        <w:t>清霖之愿</w:t>
+      </w:r>
+      <w:r>
+        <w:rPr>
+          <w:rFonts w:hint="eastAsia"/>
+          <w:lang w:val="en-US" w:eastAsia="zh-CN"/>
+        </w:rPr>
+        <w:t>【2任意1白】能力 罕见③⑧：</w:t>
+      </w:r>
+      <w:r>
+        <w:rPr>
+          <w:rFonts w:hint="eastAsia"/>
+          <w:lang w:val="en-US" w:eastAsia="zh-CN"/>
+        </w:rPr>
+        <w:br w:type="textWrapping"/>
+      </w:r>
+      <w:r>
+        <w:rPr>
+          <w:rFonts w:hint="eastAsia"/>
+          <w:lang w:val="en-US" w:eastAsia="zh-CN"/>
+        </w:rPr>
+        <w:t>每回合前2（3）次抽到诅咒或状态牌时，将其放逐并抽1张牌，庇护效果触发时此能力也会生效。</w:t>
+      </w:r>
+    </w:p>
+    <w:p>
+      <w:pPr>
+        <w:rPr>
+          <w:rFonts w:hint="eastAsia"/>
+          <w:lang w:val="en-US" w:eastAsia="zh-CN"/>
+        </w:rPr>
+      </w:pPr>
+    </w:p>
+    <w:p>
+      <w:pPr>
+        <w:rPr>
+          <w:rFonts w:hint="eastAsia"/>
+          <w:lang w:val="en-US" w:eastAsia="zh-CN"/>
+        </w:rPr>
+      </w:pPr>
+      <w:r>
+        <w:rPr>
+          <w:rFonts w:hint="eastAsia"/>
+          <w:lang w:val="en-US" w:eastAsia="zh-CN"/>
+        </w:rPr>
+        <w:t>天界之庇护【2白】（1白）能力 罕见③⑨：</w:t>
+      </w:r>
+      <w:r>
+        <w:rPr>
+          <w:rFonts w:hint="eastAsia"/>
+          <w:lang w:val="en-US" w:eastAsia="zh-CN"/>
+        </w:rPr>
+        <w:br w:type="textWrapping"/>
+      </w:r>
+      <w:r>
+        <w:rPr>
+          <w:rFonts w:hint="eastAsia"/>
+          <w:lang w:val="en-US" w:eastAsia="zh-CN"/>
+        </w:rPr>
+        <w:t>主角的回合开始时，获得1点白色法力。主角的普通回合结束时获得1层庇护。</w:t>
+      </w:r>
+      <w:r>
+        <w:rPr>
+          <w:rFonts w:hint="eastAsia"/>
+          <w:lang w:val="en-US" w:eastAsia="zh-CN"/>
+        </w:rPr>
+        <w:br w:type="textWrapping"/>
+      </w:r>
+      <w:r>
+        <w:rPr>
+          <w:rFonts w:hint="eastAsia"/>
+          <w:lang w:val="en-US" w:eastAsia="zh-CN"/>
+        </w:rPr>
+        <w:br w:type="textWrapping"/>
+      </w:r>
+      <w:r>
+        <w:rPr>
+          <w:rFonts w:hint="eastAsia"/>
+          <w:lang w:val="en-US" w:eastAsia="zh-CN"/>
+        </w:rPr>
+        <w:t>一念【2白】（1白）能力 罕见④⓪：</w:t>
+      </w:r>
+      <w:r>
+        <w:rPr>
+          <w:rFonts w:hint="eastAsia"/>
+          <w:lang w:val="en-US" w:eastAsia="zh-CN"/>
+        </w:rPr>
+        <w:br w:type="textWrapping"/>
+      </w:r>
+      <w:r>
+        <w:rPr>
+          <w:rFonts w:hint="eastAsia"/>
+          <w:lang w:val="en-US" w:eastAsia="zh-CN"/>
+        </w:rPr>
+        <w:t>每回合多抽一张牌。</w:t>
+      </w:r>
+      <w:r>
+        <w:rPr>
+          <w:rFonts w:hint="eastAsia"/>
+          <w:lang w:val="en-US" w:eastAsia="zh-CN"/>
+        </w:rPr>
+        <w:br w:type="textWrapping"/>
+      </w:r>
+      <w:r>
+        <w:rPr>
+          <w:rFonts w:hint="eastAsia"/>
+          <w:lang w:val="en-US" w:eastAsia="zh-CN"/>
+        </w:rPr>
+        <w:t>回合开始时，</w:t>
+      </w:r>
+      <w:r>
+        <w:rPr>
+          <w:rFonts w:hint="eastAsia"/>
+          <w:lang w:val="en-US" w:eastAsia="zh"/>
+          <w:woUserID w:val="1"/>
+        </w:rPr>
+        <w:t>至多</w:t>
+      </w:r>
+      <w:r>
+        <w:rPr>
+          <w:rFonts w:hint="eastAsia"/>
+          <w:lang w:val="en-US" w:eastAsia="zh-CN"/>
+        </w:rPr>
+        <w:t>选择一张手牌和弃牌堆内的一张手牌进行互换。</w:t>
+      </w:r>
+    </w:p>
+    <w:p>
+      <w:pPr>
+        <w:rPr>
+          <w:rFonts w:hint="eastAsia"/>
+          <w:lang w:val="en-US" w:eastAsia="zh-CN"/>
+        </w:rPr>
+      </w:pPr>
+      <w:r>
+        <w:rPr>
+          <w:rFonts w:hint="eastAsia"/>
+          <w:lang w:val="en-US" w:eastAsia="zh-CN"/>
+        </w:rPr>
+        <w:t>固有</w:t>
+      </w:r>
+      <w:r>
+        <w:rPr>
+          <w:rFonts w:hint="eastAsia"/>
+          <w:lang w:val="en-US" w:eastAsia="zh-CN"/>
+        </w:rPr>
+        <w:br w:type="textWrapping"/>
+      </w:r>
+      <w:r>
+        <w:rPr>
+          <w:rFonts w:hint="eastAsia"/>
+          <w:lang w:val="en-US" w:eastAsia="zh-CN"/>
+        </w:rPr>
+        <w:br w:type="textWrapping"/>
+      </w:r>
+      <w:r>
+        <w:rPr>
+          <w:rFonts w:hint="eastAsia"/>
+          <w:lang w:val="en-US" w:eastAsia="zh-CN"/>
+        </w:rPr>
+        <w:t>天人的耐性【3白】（2任意1白）能力 罕见④①：</w:t>
+      </w:r>
+      <w:r>
+        <w:rPr>
+          <w:rFonts w:hint="eastAsia"/>
+          <w:lang w:val="en-US" w:eastAsia="zh-CN"/>
+        </w:rPr>
+        <w:br w:type="textWrapping"/>
+      </w:r>
+      <w:r>
+        <w:rPr>
+          <w:rFonts w:hint="eastAsia"/>
+          <w:lang w:val="en-US" w:eastAsia="zh-CN"/>
+        </w:rPr>
+        <w:t>主角回合开始时保留上回合的至多10点格挡，并获得1点灵力，</w:t>
+      </w:r>
+      <w:r>
+        <w:rPr>
+          <w:rFonts w:hint="eastAsia"/>
+          <w:lang w:val="en-US" w:eastAsia="zh"/>
+          <w:woUserID w:val="1"/>
+        </w:rPr>
+        <w:t>至多</w:t>
+      </w:r>
+      <w:r>
+        <w:rPr>
+          <w:rFonts w:hint="eastAsia"/>
+          <w:lang w:val="en-US" w:eastAsia="zh-CN"/>
+        </w:rPr>
+        <w:t>获得3点灵力。</w:t>
+      </w:r>
+      <w:r>
+        <w:rPr>
+          <w:rFonts w:hint="eastAsia"/>
+          <w:lang w:val="en-US" w:eastAsia="zh-CN"/>
+        </w:rPr>
+        <w:br w:type="textWrapping"/>
+      </w:r>
+    </w:p>
+    <w:p>
+      <w:pPr>
+        <w:rPr>
+          <w:rFonts w:hint="eastAsia"/>
+          <w:lang w:val="en-US" w:eastAsia="zh-CN"/>
+        </w:rPr>
+      </w:pPr>
+      <w:r>
+        <w:rPr>
+          <w:rFonts w:hint="eastAsia"/>
+          <w:lang w:val="en-US" w:eastAsia="zh-CN"/>
+        </w:rPr>
+        <w:t>天人之气 【1白 1红】（1红白混色）能力 罕见④②：</w:t>
+      </w:r>
+    </w:p>
+    <w:p>
+      <w:pPr>
+        <w:rPr>
+          <w:rFonts w:hint="eastAsia"/>
+          <w:lang w:val="en-US" w:eastAsia="zh-CN"/>
+        </w:rPr>
+      </w:pPr>
+      <w:r>
+        <w:rPr>
+          <w:rFonts w:hint="eastAsia"/>
+          <w:lang w:val="en-US" w:eastAsia="zh-CN"/>
+        </w:rPr>
+        <w:t>使具有奇偶关键字的牌打出时，奇偶效果变为选择触发。</w:t>
+      </w:r>
+    </w:p>
+    <w:p>
+      <w:pPr>
+        <w:rPr>
+          <w:rFonts w:hint="eastAsia"/>
+          <w:lang w:val="en-US" w:eastAsia="zh-CN"/>
+        </w:rPr>
+      </w:pPr>
+    </w:p>
+    <w:p>
+      <w:pPr>
+        <w:rPr>
+          <w:rFonts w:hint="default"/>
+          <w:lang w:val="en-US" w:eastAsia="zh-CN"/>
+        </w:rPr>
+      </w:pPr>
+      <w:r>
+        <w:rPr>
+          <w:rFonts w:hint="eastAsia"/>
+          <w:lang w:val="en-US" w:eastAsia="zh-CN"/>
+        </w:rPr>
+        <w:t>天人永不落俗【1白1红】（2红白混色）能力 罕见④③：</w:t>
+      </w:r>
+    </w:p>
+    <w:p>
+      <w:pPr>
+        <w:rPr>
+          <w:rFonts w:hint="eastAsia"/>
+          <w:lang w:val="en-US" w:eastAsia="zh-CN"/>
+        </w:rPr>
+      </w:pPr>
+      <w:r>
+        <w:rPr>
+          <w:rFonts w:hint="eastAsia"/>
+          <w:lang w:val="en-US" w:eastAsia="zh-CN"/>
+        </w:rPr>
+        <w:t>每回合开始时，回合数为奇数则获得1点火力。</w:t>
+      </w:r>
+    </w:p>
+    <w:p>
+      <w:pPr>
+        <w:rPr>
+          <w:rFonts w:hint="eastAsia"/>
+          <w:lang w:val="en-US" w:eastAsia="zh-CN"/>
+        </w:rPr>
+      </w:pPr>
+      <w:r>
+        <w:rPr>
+          <w:rFonts w:hint="eastAsia"/>
+          <w:lang w:val="en-US" w:eastAsia="zh-CN"/>
+        </w:rPr>
+        <w:t>回合数为偶数获得火力数同等（x1.5倍）的格挡。</w:t>
+      </w:r>
+    </w:p>
+    <w:p>
+      <w:pPr>
+        <w:rPr>
+          <w:rFonts w:hint="eastAsia"/>
+          <w:lang w:val="en-US" w:eastAsia="zh-CN"/>
+        </w:rPr>
+      </w:pPr>
+    </w:p>
+    <w:p>
+      <w:pPr>
+        <w:rPr>
+          <w:rFonts w:hint="eastAsia"/>
+          <w:lang w:val="en-US" w:eastAsia="zh-CN"/>
+        </w:rPr>
+      </w:pPr>
+      <w:r>
+        <w:rPr>
+          <w:rFonts w:hint="eastAsia"/>
+          <w:lang w:val="en-US" w:eastAsia="zh-CN"/>
+        </w:rPr>
+        <w:t>稀有：</w:t>
+      </w:r>
+      <w:r>
+        <w:rPr>
+          <w:rFonts w:hint="eastAsia"/>
+          <w:lang w:val="en-US" w:eastAsia="zh-CN"/>
+        </w:rPr>
+        <w:br w:type="textWrapping"/>
+      </w:r>
+      <w:r>
+        <w:rPr>
+          <w:rFonts w:hint="eastAsia"/>
+          <w:lang w:val="en-US" w:eastAsia="zh-CN"/>
+        </w:rPr>
+        <w:t>终绝的一剑【1红】攻击 稀有④④：4610</w:t>
+      </w:r>
+      <w:r>
+        <w:rPr>
+          <w:rFonts w:hint="eastAsia"/>
+          <w:lang w:val="en-US" w:eastAsia="zh-CN"/>
+        </w:rPr>
+        <w:br w:type="textWrapping"/>
+      </w:r>
+      <w:r>
+        <w:rPr>
+          <w:rFonts w:hint="eastAsia"/>
+          <w:lang w:val="en-US" w:eastAsia="zh-CN"/>
+        </w:rPr>
+        <w:t>造成9（12）点伤害。</w:t>
+      </w:r>
+      <w:r>
+        <w:rPr>
+          <w:rFonts w:hint="eastAsia"/>
+          <w:lang w:val="en-US" w:eastAsia="zh-CN"/>
+        </w:rPr>
+        <w:br w:type="textWrapping"/>
+      </w:r>
+      <w:r>
+        <w:rPr>
+          <w:rFonts w:hint="eastAsia"/>
+          <w:lang w:val="en-US" w:eastAsia="zh-CN"/>
+        </w:rPr>
+        <w:t>该敌人每失去</w:t>
+      </w:r>
+      <w:r>
+        <w:rPr>
+          <w:rFonts w:hint="eastAsia"/>
+          <w:lang w:val="en-US" w:eastAsia="zh"/>
+          <w:woUserID w:val="1"/>
+        </w:rPr>
+        <w:t>4</w:t>
+      </w:r>
+      <w:r>
+        <w:rPr>
+          <w:rFonts w:hint="eastAsia"/>
+          <w:lang w:val="en-US" w:eastAsia="zh-CN"/>
+        </w:rPr>
+        <w:t>%生命值该手牌的伤害就</w:t>
+      </w:r>
+      <w:r>
+        <w:rPr>
+          <w:rFonts w:hint="eastAsia"/>
+          <w:lang w:val="en-US" w:eastAsia="zh"/>
+          <w:woUserID w:val="1"/>
+        </w:rPr>
+        <w:t>额外</w:t>
+      </w:r>
+      <w:r>
+        <w:rPr>
+          <w:rFonts w:hint="eastAsia"/>
+          <w:lang w:val="en-US" w:eastAsia="zh-CN"/>
+        </w:rPr>
+        <w:t>提高</w:t>
+      </w:r>
+      <w:r>
+        <w:rPr>
+          <w:rFonts w:hint="eastAsia"/>
+          <w:lang w:val="en-US" w:eastAsia="zh"/>
+          <w:woUserID w:val="1"/>
+        </w:rPr>
+        <w:t>该敌人最大生命值</w:t>
+      </w:r>
+      <w:r>
+        <w:rPr>
+          <w:rFonts w:hint="eastAsia"/>
+          <w:lang w:val="en-US" w:eastAsia="zh-CN"/>
+        </w:rPr>
+        <w:t>2%（3%）</w:t>
+      </w:r>
+      <w:r>
+        <w:rPr>
+          <w:rFonts w:hint="eastAsia"/>
+          <w:lang w:val="en-US" w:eastAsia="zh"/>
+          <w:woUserID w:val="1"/>
+        </w:rPr>
+        <w:t>的</w:t>
+      </w:r>
+      <w:r>
+        <w:rPr>
+          <w:rFonts w:hint="eastAsia"/>
+          <w:lang w:val="en-US" w:eastAsia="zh-CN"/>
+        </w:rPr>
+        <w:t>伤害。</w:t>
+      </w:r>
+    </w:p>
+    <w:p>
+      <w:pPr>
+        <w:rPr>
+          <w:rFonts w:hint="eastAsia" w:eastAsiaTheme="minorEastAsia"/>
+          <w:lang w:val="en-US" w:eastAsia="zh"/>
+          <w:woUserID w:val="1"/>
+        </w:rPr>
+      </w:pPr>
+      <w:r>
+        <w:rPr>
+          <w:rFonts w:hint="eastAsia"/>
+          <w:lang w:val="en-US" w:eastAsia="zh-CN"/>
+        </w:rPr>
+        <w:t>放逐 保留</w:t>
+      </w:r>
+      <w:r>
+        <w:rPr>
+          <w:rFonts w:hint="eastAsia"/>
+          <w:lang w:val="en-US" w:eastAsia="zh"/>
+          <w:woUserID w:val="1"/>
+        </w:rPr>
+        <w:t xml:space="preserve"> 精准</w:t>
+      </w:r>
+    </w:p>
+    <w:p>
+      <w:pPr>
+        <w:rPr>
+          <w:rFonts w:hint="eastAsia"/>
+          <w:lang w:val="en-US" w:eastAsia="zh-CN"/>
+        </w:rPr>
+      </w:pPr>
+    </w:p>
+    <w:p>
+      <w:pPr>
+        <w:rPr>
+          <w:rFonts w:hint="eastAsia" w:eastAsiaTheme="minorEastAsia"/>
+          <w:lang w:val="en-US" w:eastAsia="zh"/>
+          <w:woUserID w:val="1"/>
+        </w:rPr>
+      </w:pPr>
+      <w:r>
+        <w:rPr>
+          <w:rFonts w:hint="eastAsia"/>
+          <w:lang w:val="en-US" w:eastAsia="zh-CN"/>
+        </w:rPr>
+        <w:t>先忧后乐之剑【1红】（1任意）攻击 稀有④⑤：510</w:t>
+      </w:r>
+      <w:r>
+        <w:rPr>
+          <w:rFonts w:hint="eastAsia"/>
+          <w:lang w:val="en-US" w:eastAsia="zh-CN"/>
+        </w:rPr>
+        <w:br w:type="textWrapping"/>
+      </w:r>
+      <w:r>
+        <w:rPr>
+          <w:rFonts w:hint="eastAsia"/>
+          <w:lang w:val="en-US" w:eastAsia="zh-CN"/>
+        </w:rPr>
+        <w:t>造成12（14）点伤害。</w:t>
+      </w:r>
+      <w:r>
+        <w:rPr>
+          <w:rFonts w:hint="eastAsia"/>
+          <w:lang w:val="en-US" w:eastAsia="zh-CN"/>
+        </w:rPr>
+        <w:br w:type="textWrapping"/>
+      </w:r>
+      <w:r>
+        <w:rPr>
+          <w:rFonts w:hint="eastAsia"/>
+          <w:lang w:val="en-US" w:eastAsia="zh"/>
+          <w:woUserID w:val="1"/>
+        </w:rPr>
+        <w:t>奇偶 手牌数量：</w:t>
+      </w:r>
+    </w:p>
+    <w:p>
+      <w:pPr>
+        <w:rPr>
+          <w:rFonts w:hint="eastAsia"/>
+          <w:lang w:val="en-US" w:eastAsia="zh-CN"/>
+        </w:rPr>
+      </w:pPr>
+      <w:r>
+        <w:rPr>
+          <w:rFonts w:hint="eastAsia"/>
+          <w:lang w:val="en-US" w:eastAsia="zh-CN"/>
+        </w:rPr>
+        <w:t>奇数</w:t>
+      </w:r>
+      <w:r>
+        <w:rPr>
+          <w:rFonts w:hint="eastAsia"/>
+          <w:lang w:val="en-US" w:eastAsia="zh"/>
+          <w:woUserID w:val="1"/>
+        </w:rPr>
+        <w:t>：</w:t>
+      </w:r>
+      <w:r>
+        <w:rPr>
+          <w:rFonts w:hint="eastAsia"/>
+          <w:lang w:val="en-US" w:eastAsia="zh-CN"/>
+        </w:rPr>
+        <w:t>打出后将该手牌置于抽牌堆顶部。</w:t>
+      </w:r>
+      <w:r>
+        <w:rPr>
+          <w:rFonts w:hint="eastAsia"/>
+          <w:lang w:val="en-US" w:eastAsia="zh-CN"/>
+        </w:rPr>
+        <w:br w:type="textWrapping"/>
+      </w:r>
+      <w:r>
+        <w:rPr>
+          <w:rFonts w:hint="eastAsia"/>
+          <w:lang w:val="en-US" w:eastAsia="zh-CN"/>
+        </w:rPr>
+        <w:t>偶数</w:t>
+      </w:r>
+      <w:r>
+        <w:rPr>
+          <w:rFonts w:hint="eastAsia"/>
+          <w:lang w:val="en-US" w:eastAsia="zh"/>
+          <w:woUserID w:val="1"/>
+        </w:rPr>
+        <w:t>：</w:t>
+      </w:r>
+      <w:r>
+        <w:rPr>
+          <w:rFonts w:hint="eastAsia"/>
+          <w:lang w:val="en-US" w:eastAsia="zh-CN"/>
+        </w:rPr>
+        <w:t>保留所有手牌一回合。</w:t>
+      </w:r>
+    </w:p>
+    <w:p>
+      <w:pPr>
+        <w:rPr>
+          <w:rFonts w:hint="default"/>
+          <w:lang w:val="en-US" w:eastAsia="zh-CN"/>
+        </w:rPr>
+      </w:pPr>
+      <w:r>
+        <w:rPr>
+          <w:rFonts w:hint="eastAsia"/>
+          <w:lang w:val="en-US" w:eastAsia="zh-CN"/>
+        </w:rPr>
+        <w:t>奇偶</w:t>
+      </w:r>
+    </w:p>
+    <w:p>
+      <w:pPr>
+        <w:rPr>
+          <w:rFonts w:hint="eastAsia"/>
+          <w:lang w:val="en-US" w:eastAsia="zh-CN"/>
+        </w:rPr>
+      </w:pPr>
+    </w:p>
+    <w:p>
+      <w:pPr>
+        <w:rPr>
+          <w:rFonts w:hint="default"/>
+          <w:lang w:val="en-US" w:eastAsia="zh-CN"/>
+        </w:rPr>
+      </w:pPr>
+      <w:r>
+        <w:rPr>
+          <w:rFonts w:hint="eastAsia"/>
+          <w:lang w:val="en-US" w:eastAsia="zh-CN"/>
+        </w:rPr>
+        <w:t>非想「非想非非想之剑」【3任意1红】（2任意1红）攻击 稀有④⑥：7160</w:t>
+      </w:r>
+    </w:p>
+    <w:p>
+      <w:pPr>
+        <w:rPr>
+          <w:rFonts w:hint="default"/>
+          <w:lang w:val="en-US" w:eastAsia="zh-CN"/>
+        </w:rPr>
+      </w:pPr>
+      <w:r>
+        <w:rPr>
+          <w:rFonts w:hint="eastAsia"/>
+          <w:lang w:val="en-US" w:eastAsia="zh-CN"/>
+        </w:rPr>
+        <w:t>造成18（24）点伤害。</w:t>
+      </w:r>
+      <w:r>
+        <w:rPr>
+          <w:rFonts w:hint="eastAsia"/>
+          <w:lang w:val="en-US" w:eastAsia="zh-CN"/>
+        </w:rPr>
+        <w:br w:type="textWrapping"/>
+      </w:r>
+      <w:r>
+        <w:rPr>
+          <w:rFonts w:hint="eastAsia"/>
+          <w:lang w:val="en-US" w:eastAsia="zh"/>
+          <w:woUserID w:val="1"/>
+        </w:rPr>
+        <w:t>下回合</w:t>
+      </w:r>
+      <w:r>
+        <w:rPr>
+          <w:rFonts w:hint="eastAsia"/>
+          <w:lang w:val="en-US" w:eastAsia="zh-CN"/>
+        </w:rPr>
+        <w:t>随机释放1种天气效果</w:t>
+      </w:r>
+      <w:r>
+        <w:rPr>
+          <w:rFonts w:hint="eastAsia"/>
+          <w:lang w:val="en-US" w:eastAsia="zh"/>
+          <w:woUserID w:val="1"/>
+        </w:rPr>
+        <w:t>，</w:t>
+      </w:r>
+      <w:r>
+        <w:rPr>
+          <w:rFonts w:hint="eastAsia"/>
+          <w:lang w:val="en-US" w:eastAsia="zh-CN"/>
+        </w:rPr>
+        <w:t>持续2（3）回合。</w:t>
+      </w:r>
+    </w:p>
+    <w:p>
+      <w:pPr>
+        <w:rPr>
+          <w:rFonts w:hint="default"/>
+          <w:lang w:val="en-US" w:eastAsia="zh-CN"/>
+        </w:rPr>
+      </w:pPr>
+      <w:r>
+        <w:rPr>
+          <w:rFonts w:hint="eastAsia"/>
+          <w:lang w:val="en-US" w:eastAsia="zh-CN"/>
+        </w:rPr>
+        <w:t>结束主角的回合，</w:t>
+      </w:r>
+      <w:r>
+        <w:rPr>
+          <w:rFonts w:hint="default"/>
+          <w:lang w:val="en-US" w:eastAsia="zh-CN"/>
+        </w:rPr>
+        <w:t>进行一个额外的回合。</w:t>
+      </w:r>
+    </w:p>
+    <w:p>
+      <w:pPr>
+        <w:rPr>
+          <w:rFonts w:hint="default"/>
+          <w:lang w:val="en-US" w:eastAsia="zh-CN"/>
+        </w:rPr>
+      </w:pPr>
+      <w:r>
+        <w:rPr>
+          <w:rFonts w:hint="default"/>
+          <w:lang w:val="en-US" w:eastAsia="zh-CN"/>
+        </w:rPr>
+        <w:t>时间有限</w:t>
+      </w:r>
+      <w:r>
+        <w:rPr>
+          <w:rFonts w:hint="eastAsia"/>
+          <w:lang w:val="en-US" w:eastAsia="zh-CN"/>
+        </w:rPr>
+        <w:t>1任意费用</w:t>
+      </w:r>
+      <w:r>
+        <w:rPr>
+          <w:rFonts w:hint="default"/>
+          <w:lang w:val="en-US" w:eastAsia="zh-CN"/>
+        </w:rPr>
+        <w:t>。</w:t>
+      </w:r>
+    </w:p>
+    <w:p>
+      <w:pPr>
+        <w:rPr>
+          <w:rFonts w:hint="eastAsia" w:eastAsiaTheme="minorEastAsia"/>
+          <w:lang w:val="en-US" w:eastAsia="zh"/>
+          <w:woUserID w:val="1"/>
+        </w:rPr>
+      </w:pPr>
+      <w:r>
+        <w:rPr>
+          <w:rFonts w:hint="eastAsia"/>
+          <w:lang w:val="en-US" w:eastAsia="zh"/>
+          <w:woUserID w:val="1"/>
+        </w:rPr>
+        <w:t>天气 精准</w:t>
+      </w:r>
     </w:p>
     <w:p>
       <w:pPr>
@@ -8425,7 +8425,7 @@
       </w:r>
     </w:p>
     <w:sectPr>
-      <w:pgSz w:w="8504" w:h="31181"/>
+      <w:pgSz w:w="11906" w:h="16157"/>
       <w:pgMar w:top="0" w:right="567" w:bottom="0" w:left="567" w:header="851" w:footer="992" w:gutter="0"/>
       <w:cols w:space="0" w:num="1"/>
       <w:rtlGutter w:val="0"/>
